--- a/reports/447055080_report.docx
+++ b/reports/447055080_report.docx
@@ -9,10 +9,9 @@
       </w:pPr>
       <w:r>
         <w:rPr>
-          <w:rFonts w:ascii="Arial" w:hAnsi="Arial" w:cs="Arial" w:eastAsia="Arial"/>
           <w:b/>
           <w:color w:val="1F4E79"/>
-          <w:sz w:val="40"/>
+          <w:sz w:val="36"/>
         </w:rPr>
         <w:t>تقرير تصحيح الاختبار النصفي</w:t>
       </w:r>
@@ -24,8 +23,7 @@
       </w:pPr>
       <w:r>
         <w:rPr>
-          <w:rFonts w:ascii="Arial" w:hAnsi="Arial" w:cs="Arial" w:eastAsia="Arial"/>
-          <w:color w:val="606060"/>
+          <w:i/>
           <w:sz w:val="24"/>
         </w:rPr>
         <w:t>مقرر: برمجة الحاسب (CS1021) — جامعة أم القرى</w:t>
@@ -36,28 +34,23 @@
       <w:tblPr>
         <w:tblStyle w:val="LightGrid-Accent1"/>
         <w:tblW w:type="auto" w:w="0"/>
-        <w:jc w:val="center"/>
         <w:tblLook w:firstColumn="1" w:firstRow="1" w:lastColumn="0" w:lastRow="0" w:noHBand="0" w:noVBand="1" w:val="04A0"/>
       </w:tblPr>
       <w:tblGrid>
-        <w:gridCol w:w="4986"/>
-        <w:gridCol w:w="4986"/>
+        <w:gridCol w:w="4320"/>
+        <w:gridCol w:w="4320"/>
       </w:tblGrid>
       <w:tr>
         <w:tc>
           <w:tcPr>
-            <w:tcW w:type="dxa" w:w="4986"/>
-            <w:shd w:val="clear" w:color="auto" w:fill="D9E2F3"/>
+            <w:tcW w:type="dxa" w:w="4320"/>
           </w:tcPr>
           <w:p>
             <w:pPr>
               <w:bidi/>
             </w:pPr>
-            <w:r/>
             <w:r>
               <w:rPr>
-                <w:rFonts w:ascii="Arial" w:hAnsi="Arial" w:cs="Arial" w:eastAsia="Arial"/>
-                <w:b/>
                 <w:sz w:val="22"/>
               </w:rPr>
               <w:t>اسم الطالب/الطالبة</w:t>
@@ -66,16 +59,14 @@
         </w:tc>
         <w:tc>
           <w:tcPr>
-            <w:tcW w:type="dxa" w:w="4986"/>
+            <w:tcW w:type="dxa" w:w="4320"/>
           </w:tcPr>
           <w:p>
             <w:pPr>
               <w:bidi/>
             </w:pPr>
-            <w:r/>
             <w:r>
               <w:rPr>
-                <w:rFonts w:ascii="Arial" w:hAnsi="Arial" w:cs="Arial" w:eastAsia="Arial"/>
                 <w:sz w:val="22"/>
               </w:rPr>
               <w:t>Eman Abdu Hakami</w:t>
@@ -86,18 +77,14 @@
       <w:tr>
         <w:tc>
           <w:tcPr>
-            <w:tcW w:type="dxa" w:w="4986"/>
-            <w:shd w:val="clear" w:color="auto" w:fill="D9E2F3"/>
+            <w:tcW w:type="dxa" w:w="4320"/>
           </w:tcPr>
           <w:p>
             <w:pPr>
               <w:bidi/>
             </w:pPr>
-            <w:r/>
             <w:r>
               <w:rPr>
-                <w:rFonts w:ascii="Arial" w:hAnsi="Arial" w:cs="Arial" w:eastAsia="Arial"/>
-                <w:b/>
                 <w:sz w:val="22"/>
               </w:rPr>
               <w:t>الرقم الجامعي</w:t>
@@ -106,16 +93,14 @@
         </w:tc>
         <w:tc>
           <w:tcPr>
-            <w:tcW w:type="dxa" w:w="4986"/>
+            <w:tcW w:type="dxa" w:w="4320"/>
           </w:tcPr>
           <w:p>
             <w:pPr>
               <w:bidi/>
             </w:pPr>
-            <w:r/>
             <w:r>
               <w:rPr>
-                <w:rFonts w:ascii="Arial" w:hAnsi="Arial" w:cs="Arial" w:eastAsia="Arial"/>
                 <w:sz w:val="22"/>
               </w:rPr>
               <w:t>447055080</w:t>
@@ -126,18 +111,14 @@
       <w:tr>
         <w:tc>
           <w:tcPr>
-            <w:tcW w:type="dxa" w:w="4986"/>
-            <w:shd w:val="clear" w:color="auto" w:fill="D9E2F3"/>
+            <w:tcW w:type="dxa" w:w="4320"/>
           </w:tcPr>
           <w:p>
             <w:pPr>
               <w:bidi/>
             </w:pPr>
-            <w:r/>
             <w:r>
               <w:rPr>
-                <w:rFonts w:ascii="Arial" w:hAnsi="Arial" w:cs="Arial" w:eastAsia="Arial"/>
-                <w:b/>
                 <w:sz w:val="22"/>
               </w:rPr>
               <w:t>عدد الأسئلة</w:t>
@@ -146,16 +127,14 @@
         </w:tc>
         <w:tc>
           <w:tcPr>
-            <w:tcW w:type="dxa" w:w="4986"/>
+            <w:tcW w:type="dxa" w:w="4320"/>
           </w:tcPr>
           <w:p>
             <w:pPr>
               <w:bidi/>
             </w:pPr>
-            <w:r/>
             <w:r>
               <w:rPr>
-                <w:rFonts w:ascii="Arial" w:hAnsi="Arial" w:cs="Arial" w:eastAsia="Arial"/>
                 <w:sz w:val="22"/>
               </w:rPr>
               <w:t>17 سؤال (الدرجة الكلية: 20)</w:t>
@@ -171,44 +150,63 @@
       </w:pPr>
       <w:r>
         <w:rPr>
-          <w:rFonts w:ascii="Arial" w:hAnsi="Arial" w:cs="Arial" w:eastAsia="Arial"/>
           <w:b/>
           <w:color w:val="1F4E79"/>
-          <w:sz w:val="32"/>
+          <w:sz w:val="28"/>
         </w:rPr>
         <w:t>النتيجة النهائية</w:t>
       </w:r>
     </w:p>
+    <w:p>
+      <w:pPr>
+        <w:bidi/>
+      </w:pPr>
+      <w:r>
+        <w:rPr>
+          <w:b/>
+          <w:color w:val="16A34A"/>
+          <w:sz w:val="26"/>
+        </w:rPr>
+        <w:t>الدرجة الإجمالية: 18.50 / 20.00   (92.5%)</w:t>
+      </w:r>
+    </w:p>
+    <w:p>
+      <w:pPr>
+        <w:bidi/>
+      </w:pPr>
+      <w:r>
+        <w:rPr>
+          <w:b/>
+          <w:color w:val="16A34A"/>
+          <w:sz w:val="24"/>
+        </w:rPr>
+        <w:t>التقدير: ممتاز</w:t>
+      </w:r>
+    </w:p>
+    <w:p/>
     <w:tbl>
       <w:tblPr>
         <w:tblStyle w:val="LightGrid-Accent1"/>
         <w:tblW w:type="auto" w:w="0"/>
-        <w:jc w:val="center"/>
         <w:tblLook w:firstColumn="1" w:firstRow="1" w:lastColumn="0" w:lastRow="0" w:noHBand="0" w:noVBand="1" w:val="04A0"/>
       </w:tblPr>
       <w:tblGrid>
-        <w:gridCol w:w="3324"/>
-        <w:gridCol w:w="3324"/>
-        <w:gridCol w:w="3324"/>
+        <w:gridCol w:w="2880"/>
+        <w:gridCol w:w="2880"/>
+        <w:gridCol w:w="2880"/>
       </w:tblGrid>
       <w:tr>
         <w:tc>
           <w:tcPr>
-            <w:tcW w:type="dxa" w:w="3324"/>
-            <w:shd w:val="clear" w:color="auto" w:fill="1F4E79"/>
+            <w:tcW w:type="dxa" w:w="2880"/>
           </w:tcPr>
           <w:p>
             <w:pPr>
               <w:bidi/>
-              <w:jc w:val="center"/>
             </w:pPr>
-            <w:r/>
             <w:r>
               <w:rPr>
-                <w:rFonts w:ascii="Arial" w:hAnsi="Arial" w:cs="Arial" w:eastAsia="Arial"/>
-                <w:b/>
-                <w:color w:val="FFFFFF"/>
-                <w:sz w:val="24"/>
+                <w:sz w:val="22"/>
               </w:rPr>
               <w:t>القسم</w:t>
             </w:r>
@@ -216,21 +214,15 @@
         </w:tc>
         <w:tc>
           <w:tcPr>
-            <w:tcW w:type="dxa" w:w="3324"/>
-            <w:shd w:val="clear" w:color="auto" w:fill="1F4E79"/>
+            <w:tcW w:type="dxa" w:w="2880"/>
           </w:tcPr>
           <w:p>
             <w:pPr>
               <w:bidi/>
-              <w:jc w:val="center"/>
             </w:pPr>
-            <w:r/>
             <w:r>
               <w:rPr>
-                <w:rFonts w:ascii="Arial" w:hAnsi="Arial" w:cs="Arial" w:eastAsia="Arial"/>
-                <w:b/>
-                <w:color w:val="FFFFFF"/>
-                <w:sz w:val="24"/>
+                <w:sz w:val="22"/>
               </w:rPr>
               <w:t>الدرجة</w:t>
             </w:r>
@@ -238,21 +230,15 @@
         </w:tc>
         <w:tc>
           <w:tcPr>
-            <w:tcW w:type="dxa" w:w="3324"/>
-            <w:shd w:val="clear" w:color="auto" w:fill="1F4E79"/>
+            <w:tcW w:type="dxa" w:w="2880"/>
           </w:tcPr>
           <w:p>
             <w:pPr>
               <w:bidi/>
-              <w:jc w:val="center"/>
             </w:pPr>
-            <w:r/>
             <w:r>
               <w:rPr>
-                <w:rFonts w:ascii="Arial" w:hAnsi="Arial" w:cs="Arial" w:eastAsia="Arial"/>
-                <w:b/>
-                <w:color w:val="FFFFFF"/>
-                <w:sz w:val="24"/>
+                <w:sz w:val="22"/>
               </w:rPr>
               <w:t>من</w:t>
             </w:r>
@@ -262,17 +248,14 @@
       <w:tr>
         <w:tc>
           <w:tcPr>
-            <w:tcW w:type="dxa" w:w="3324"/>
+            <w:tcW w:type="dxa" w:w="2880"/>
           </w:tcPr>
           <w:p>
             <w:pPr>
               <w:bidi/>
-              <w:jc w:val="center"/>
             </w:pPr>
-            <w:r/>
             <w:r>
               <w:rPr>
-                <w:rFonts w:ascii="Arial" w:hAnsi="Arial" w:cs="Arial" w:eastAsia="Arial"/>
                 <w:sz w:val="22"/>
               </w:rPr>
               <w:t>اختيار من متعدد (Q1–Q10)</w:t>
@@ -281,17 +264,14 @@
         </w:tc>
         <w:tc>
           <w:tcPr>
-            <w:tcW w:type="dxa" w:w="3324"/>
+            <w:tcW w:type="dxa" w:w="2880"/>
           </w:tcPr>
           <w:p>
             <w:pPr>
               <w:bidi/>
-              <w:jc w:val="center"/>
             </w:pPr>
-            <w:r/>
             <w:r>
               <w:rPr>
-                <w:rFonts w:ascii="Arial" w:hAnsi="Arial" w:cs="Arial" w:eastAsia="Arial"/>
                 <w:sz w:val="22"/>
               </w:rPr>
               <w:t>13.50</w:t>
@@ -300,17 +280,14 @@
         </w:tc>
         <w:tc>
           <w:tcPr>
-            <w:tcW w:type="dxa" w:w="3324"/>
+            <w:tcW w:type="dxa" w:w="2880"/>
           </w:tcPr>
           <w:p>
             <w:pPr>
               <w:bidi/>
-              <w:jc w:val="center"/>
             </w:pPr>
-            <w:r/>
             <w:r>
               <w:rPr>
-                <w:rFonts w:ascii="Arial" w:hAnsi="Arial" w:cs="Arial" w:eastAsia="Arial"/>
                 <w:sz w:val="22"/>
               </w:rPr>
               <w:t>15.00</w:t>
@@ -321,17 +298,14 @@
       <w:tr>
         <w:tc>
           <w:tcPr>
-            <w:tcW w:type="dxa" w:w="3324"/>
+            <w:tcW w:type="dxa" w:w="2880"/>
           </w:tcPr>
           <w:p>
             <w:pPr>
               <w:bidi/>
-              <w:jc w:val="center"/>
             </w:pPr>
-            <w:r/>
             <w:r>
               <w:rPr>
-                <w:rFonts w:ascii="Arial" w:hAnsi="Arial" w:cs="Arial" w:eastAsia="Arial"/>
                 <w:sz w:val="22"/>
               </w:rPr>
               <w:t>صح / خطأ (Q11–Q15)</w:t>
@@ -340,36 +314,30 @@
         </w:tc>
         <w:tc>
           <w:tcPr>
-            <w:tcW w:type="dxa" w:w="3324"/>
+            <w:tcW w:type="dxa" w:w="2880"/>
           </w:tcPr>
           <w:p>
             <w:pPr>
               <w:bidi/>
-              <w:jc w:val="center"/>
             </w:pPr>
-            <w:r/>
             <w:r>
               <w:rPr>
-                <w:rFonts w:ascii="Arial" w:hAnsi="Arial" w:cs="Arial" w:eastAsia="Arial"/>
                 <w:sz w:val="22"/>
               </w:rPr>
-              <w:t>0.00</w:t>
+              <w:t>2.50</w:t>
             </w:r>
           </w:p>
         </w:tc>
         <w:tc>
           <w:tcPr>
-            <w:tcW w:type="dxa" w:w="3324"/>
+            <w:tcW w:type="dxa" w:w="2880"/>
           </w:tcPr>
           <w:p>
             <w:pPr>
               <w:bidi/>
-              <w:jc w:val="center"/>
             </w:pPr>
-            <w:r/>
             <w:r>
               <w:rPr>
-                <w:rFonts w:ascii="Arial" w:hAnsi="Arial" w:cs="Arial" w:eastAsia="Arial"/>
                 <w:sz w:val="22"/>
               </w:rPr>
               <w:t>2.50</w:t>
@@ -380,17 +348,14 @@
       <w:tr>
         <w:tc>
           <w:tcPr>
-            <w:tcW w:type="dxa" w:w="3324"/>
+            <w:tcW w:type="dxa" w:w="2880"/>
           </w:tcPr>
           <w:p>
             <w:pPr>
               <w:bidi/>
-              <w:jc w:val="center"/>
             </w:pPr>
-            <w:r/>
             <w:r>
               <w:rPr>
-                <w:rFonts w:ascii="Arial" w:hAnsi="Arial" w:cs="Arial" w:eastAsia="Arial"/>
                 <w:sz w:val="22"/>
               </w:rPr>
               <w:t>إجابة قصيرة (Q16–Q17)</w:t>
@@ -399,242 +364,7 @@
         </w:tc>
         <w:tc>
           <w:tcPr>
-            <w:tcW w:type="dxa" w:w="3324"/>
-          </w:tcPr>
-          <w:p>
-            <w:pPr>
-              <w:bidi/>
-              <w:jc w:val="center"/>
-            </w:pPr>
-            <w:r/>
-            <w:r>
-              <w:rPr>
-                <w:rFonts w:ascii="Arial" w:hAnsi="Arial" w:cs="Arial" w:eastAsia="Arial"/>
-                <w:sz w:val="22"/>
-              </w:rPr>
-              <w:t>0.00</w:t>
-            </w:r>
-          </w:p>
-        </w:tc>
-        <w:tc>
-          <w:tcPr>
-            <w:tcW w:type="dxa" w:w="3324"/>
-          </w:tcPr>
-          <w:p>
-            <w:pPr>
-              <w:bidi/>
-              <w:jc w:val="center"/>
-            </w:pPr>
-            <w:r/>
-            <w:r>
-              <w:rPr>
-                <w:rFonts w:ascii="Arial" w:hAnsi="Arial" w:cs="Arial" w:eastAsia="Arial"/>
-                <w:sz w:val="22"/>
-              </w:rPr>
-              <w:t>2.50</w:t>
-            </w:r>
-          </w:p>
-        </w:tc>
-      </w:tr>
-    </w:tbl>
-    <w:p/>
-    <w:p>
-      <w:pPr>
-        <w:jc w:val="center"/>
-        <w:bidi/>
-      </w:pPr>
-      <w:r>
-        <w:rPr>
-          <w:rFonts w:ascii="Arial" w:hAnsi="Arial" w:cs="Arial" w:eastAsia="Arial"/>
-          <w:b/>
-          <w:sz w:val="28"/>
-        </w:rPr>
-        <w:t xml:space="preserve">الدرجة الإجمالية: </w:t>
-      </w:r>
-      <w:r>
-        <w:rPr>
-          <w:rFonts w:ascii="Arial" w:hAnsi="Arial" w:cs="Arial" w:eastAsia="Arial"/>
-          <w:b/>
-          <w:color w:val="F57F17"/>
-          <w:sz w:val="32"/>
-        </w:rPr>
-        <w:t>13.50 / 20.00</w:t>
-      </w:r>
-      <w:r>
-        <w:rPr>
-          <w:rFonts w:ascii="Arial" w:hAnsi="Arial" w:cs="Arial" w:eastAsia="Arial"/>
-          <w:b/>
-          <w:color w:val="F57F17"/>
-          <w:sz w:val="28"/>
-        </w:rPr>
-        <w:t xml:space="preserve">   (67.5%)</w:t>
-      </w:r>
-    </w:p>
-    <w:p/>
-    <w:p>
-      <w:pPr>
-        <w:bidi/>
-      </w:pPr>
-      <w:r>
-        <w:rPr>
-          <w:rFonts w:ascii="Arial" w:hAnsi="Arial" w:cs="Arial" w:eastAsia="Arial"/>
-          <w:b/>
-          <w:color w:val="1F4E79"/>
-          <w:sz w:val="32"/>
-        </w:rPr>
-        <w:t>التصحيح التفصيلي</w:t>
-      </w:r>
-    </w:p>
-    <w:tbl>
-      <w:tblPr>
-        <w:tblStyle w:val="LightGrid-Accent1"/>
-        <w:tblW w:type="auto" w:w="0"/>
-        <w:jc w:val="center"/>
-        <w:tblLayout w:type="fixed"/>
-        <w:tblLook w:firstColumn="1" w:firstRow="1" w:lastColumn="0" w:lastRow="0" w:noHBand="0" w:noVBand="1" w:val="04A0"/>
-      </w:tblPr>
-      <w:tblGrid>
-        <w:gridCol w:w="1994"/>
-        <w:gridCol w:w="1994"/>
-        <w:gridCol w:w="1994"/>
-        <w:gridCol w:w="1994"/>
-        <w:gridCol w:w="1994"/>
-      </w:tblGrid>
-      <w:tr>
-        <w:tc>
-          <w:tcPr>
-            <w:tcW w:type="dxa" w:w="1994"/>
-            <w:shd w:val="clear" w:color="auto" w:fill="1F4E79"/>
-          </w:tcPr>
-          <w:p>
-            <w:pPr>
-              <w:bidi/>
-              <w:jc w:val="center"/>
-            </w:pPr>
-            <w:r/>
-            <w:r>
-              <w:rPr>
-                <w:rFonts w:ascii="Arial" w:hAnsi="Arial" w:cs="Arial" w:eastAsia="Arial"/>
-                <w:b/>
-                <w:color w:val="FFFFFF"/>
-                <w:sz w:val="22"/>
-              </w:rPr>
-              <w:t>السؤال</w:t>
-            </w:r>
-          </w:p>
-        </w:tc>
-        <w:tc>
-          <w:tcPr>
-            <w:tcW w:type="dxa" w:w="1994"/>
-            <w:shd w:val="clear" w:color="auto" w:fill="1F4E79"/>
-          </w:tcPr>
-          <w:p>
-            <w:pPr>
-              <w:bidi/>
-              <w:jc w:val="center"/>
-            </w:pPr>
-            <w:r/>
-            <w:r>
-              <w:rPr>
-                <w:rFonts w:ascii="Arial" w:hAnsi="Arial" w:cs="Arial" w:eastAsia="Arial"/>
-                <w:b/>
-                <w:color w:val="FFFFFF"/>
-                <w:sz w:val="22"/>
-              </w:rPr>
-              <w:t>الإجابة الصحيحة</w:t>
-            </w:r>
-          </w:p>
-        </w:tc>
-        <w:tc>
-          <w:tcPr>
-            <w:tcW w:type="dxa" w:w="1994"/>
-            <w:shd w:val="clear" w:color="auto" w:fill="1F4E79"/>
-          </w:tcPr>
-          <w:p>
-            <w:pPr>
-              <w:bidi/>
-              <w:jc w:val="center"/>
-            </w:pPr>
-            <w:r/>
-            <w:r>
-              <w:rPr>
-                <w:rFonts w:ascii="Arial" w:hAnsi="Arial" w:cs="Arial" w:eastAsia="Arial"/>
-                <w:b/>
-                <w:color w:val="FFFFFF"/>
-                <w:sz w:val="22"/>
-              </w:rPr>
-              <w:t>الحالة</w:t>
-            </w:r>
-          </w:p>
-        </w:tc>
-        <w:tc>
-          <w:tcPr>
-            <w:tcW w:type="dxa" w:w="1994"/>
-            <w:shd w:val="clear" w:color="auto" w:fill="1F4E79"/>
-          </w:tcPr>
-          <w:p>
-            <w:pPr>
-              <w:bidi/>
-              <w:jc w:val="center"/>
-            </w:pPr>
-            <w:r/>
-            <w:r>
-              <w:rPr>
-                <w:rFonts w:ascii="Arial" w:hAnsi="Arial" w:cs="Arial" w:eastAsia="Arial"/>
-                <w:b/>
-                <w:color w:val="FFFFFF"/>
-                <w:sz w:val="22"/>
-              </w:rPr>
-              <w:t>الدرجة</w:t>
-            </w:r>
-          </w:p>
-        </w:tc>
-        <w:tc>
-          <w:tcPr>
-            <w:tcW w:type="dxa" w:w="1994"/>
-            <w:shd w:val="clear" w:color="auto" w:fill="1F4E79"/>
-          </w:tcPr>
-          <w:p>
-            <w:pPr>
-              <w:bidi/>
-              <w:jc w:val="center"/>
-            </w:pPr>
-            <w:r/>
-            <w:r>
-              <w:rPr>
-                <w:rFonts w:ascii="Arial" w:hAnsi="Arial" w:cs="Arial" w:eastAsia="Arial"/>
-                <w:b/>
-                <w:color w:val="FFFFFF"/>
-                <w:sz w:val="22"/>
-              </w:rPr>
-              <w:t>الملاحظة</w:t>
-            </w:r>
-          </w:p>
-        </w:tc>
-      </w:tr>
-      <w:tr>
-        <w:tc>
-          <w:tcPr>
-            <w:tcW w:type="dxa" w:w="1994"/>
-          </w:tcPr>
-          <w:p>
-            <w:pPr>
-              <w:bidi/>
-              <w:jc w:val="center"/>
-            </w:pPr>
-            <w:r>
-              <w:rPr>
-                <w:rFonts w:ascii="Arial" w:hAnsi="Arial" w:cs="Arial" w:eastAsia="Arial"/>
-                <w:b/>
-                <w:sz w:val="22"/>
-              </w:rPr>
-              <w:t>Q1</w:t>
-            </w:r>
-          </w:p>
-        </w:tc>
-        <w:tc>
-          <w:tcPr>
-            <w:tcW w:type="dxa" w:w="1994"/>
+            <w:tcW w:type="dxa" w:w="2880"/>
           </w:tcPr>
           <w:p>
             <w:pPr>
@@ -642,54 +372,15 @@
             </w:pPr>
             <w:r>
               <w:rPr>
-                <w:rFonts w:ascii="Arial" w:hAnsi="Arial" w:cs="Arial" w:eastAsia="Arial"/>
-                <w:sz w:val="20"/>
+                <w:sz w:val="22"/>
               </w:rPr>
-              <w:t>C — .py</w:t>
+              <w:t>2.50</w:t>
             </w:r>
           </w:p>
         </w:tc>
         <w:tc>
           <w:tcPr>
-            <w:tcW w:type="dxa" w:w="1994"/>
-            <w:shd w:val="clear" w:color="auto" w:fill="C8E6C9"/>
-          </w:tcPr>
-          <w:p>
-            <w:pPr>
-              <w:bidi/>
-              <w:jc w:val="center"/>
-            </w:pPr>
-            <w:r>
-              <w:rPr>
-                <w:rFonts w:ascii="Arial" w:hAnsi="Arial" w:cs="Arial" w:eastAsia="Arial"/>
-                <w:b/>
-                <w:sz w:val="22"/>
-              </w:rPr>
-              <w:t>صحيحة</w:t>
-            </w:r>
-          </w:p>
-        </w:tc>
-        <w:tc>
-          <w:tcPr>
-            <w:tcW w:type="dxa" w:w="1994"/>
-          </w:tcPr>
-          <w:p>
-            <w:pPr>
-              <w:bidi/>
-              <w:jc w:val="center"/>
-            </w:pPr>
-            <w:r>
-              <w:rPr>
-                <w:rFonts w:ascii="Arial" w:hAnsi="Arial" w:cs="Arial" w:eastAsia="Arial"/>
-                <w:sz w:val="20"/>
-              </w:rPr>
-              <w:t>1.50/1.5</w:t>
-            </w:r>
-          </w:p>
-        </w:tc>
-        <w:tc>
-          <w:tcPr>
-            <w:tcW w:type="dxa" w:w="1994"/>
+            <w:tcW w:type="dxa" w:w="2880"/>
           </w:tcPr>
           <w:p>
             <w:pPr>
@@ -697,1502 +388,9 @@
             </w:pPr>
             <w:r>
               <w:rPr>
-                <w:rFonts w:ascii="Arial" w:hAnsi="Arial" w:cs="Arial" w:eastAsia="Arial"/>
-                <w:sz w:val="20"/>
-              </w:rPr>
-              <w:t>C</w:t>
-            </w:r>
-          </w:p>
-        </w:tc>
-      </w:tr>
-      <w:tr>
-        <w:tc>
-          <w:tcPr>
-            <w:tcW w:type="dxa" w:w="1994"/>
-          </w:tcPr>
-          <w:p>
-            <w:pPr>
-              <w:bidi/>
-              <w:jc w:val="center"/>
-            </w:pPr>
-            <w:r>
-              <w:rPr>
-                <w:rFonts w:ascii="Arial" w:hAnsi="Arial" w:cs="Arial" w:eastAsia="Arial"/>
-                <w:b/>
                 <w:sz w:val="22"/>
               </w:rPr>
-              <w:t>Q2</w:t>
-            </w:r>
-          </w:p>
-        </w:tc>
-        <w:tc>
-          <w:tcPr>
-            <w:tcW w:type="dxa" w:w="1994"/>
-          </w:tcPr>
-          <w:p>
-            <w:pPr>
-              <w:bidi/>
-            </w:pPr>
-            <w:r>
-              <w:rPr>
-                <w:rFonts w:ascii="Arial" w:hAnsi="Arial" w:cs="Arial" w:eastAsia="Arial"/>
-                <w:sz w:val="20"/>
-              </w:rPr>
-              <w:t>A — True</w:t>
-            </w:r>
-          </w:p>
-        </w:tc>
-        <w:tc>
-          <w:tcPr>
-            <w:tcW w:type="dxa" w:w="1994"/>
-            <w:shd w:val="clear" w:color="auto" w:fill="C8E6C9"/>
-          </w:tcPr>
-          <w:p>
-            <w:pPr>
-              <w:bidi/>
-              <w:jc w:val="center"/>
-            </w:pPr>
-            <w:r>
-              <w:rPr>
-                <w:rFonts w:ascii="Arial" w:hAnsi="Arial" w:cs="Arial" w:eastAsia="Arial"/>
-                <w:b/>
-                <w:sz w:val="22"/>
-              </w:rPr>
-              <w:t>صحيحة</w:t>
-            </w:r>
-          </w:p>
-        </w:tc>
-        <w:tc>
-          <w:tcPr>
-            <w:tcW w:type="dxa" w:w="1994"/>
-          </w:tcPr>
-          <w:p>
-            <w:pPr>
-              <w:bidi/>
-              <w:jc w:val="center"/>
-            </w:pPr>
-            <w:r>
-              <w:rPr>
-                <w:rFonts w:ascii="Arial" w:hAnsi="Arial" w:cs="Arial" w:eastAsia="Arial"/>
-                <w:sz w:val="20"/>
-              </w:rPr>
-              <w:t>1.50/1.5</w:t>
-            </w:r>
-          </w:p>
-        </w:tc>
-        <w:tc>
-          <w:tcPr>
-            <w:tcW w:type="dxa" w:w="1994"/>
-          </w:tcPr>
-          <w:p>
-            <w:pPr>
-              <w:bidi/>
-            </w:pPr>
-            <w:r>
-              <w:rPr>
-                <w:rFonts w:ascii="Arial" w:hAnsi="Arial" w:cs="Arial" w:eastAsia="Arial"/>
-                <w:sz w:val="20"/>
-              </w:rPr>
-              <w:t>A</w:t>
-            </w:r>
-          </w:p>
-        </w:tc>
-      </w:tr>
-      <w:tr>
-        <w:tc>
-          <w:tcPr>
-            <w:tcW w:type="dxa" w:w="1994"/>
-          </w:tcPr>
-          <w:p>
-            <w:pPr>
-              <w:bidi/>
-              <w:jc w:val="center"/>
-            </w:pPr>
-            <w:r>
-              <w:rPr>
-                <w:rFonts w:ascii="Arial" w:hAnsi="Arial" w:cs="Arial" w:eastAsia="Arial"/>
-                <w:b/>
-                <w:sz w:val="22"/>
-              </w:rPr>
-              <w:t>Q3</w:t>
-            </w:r>
-          </w:p>
-        </w:tc>
-        <w:tc>
-          <w:tcPr>
-            <w:tcW w:type="dxa" w:w="1994"/>
-          </w:tcPr>
-          <w:p>
-            <w:pPr>
-              <w:bidi/>
-            </w:pPr>
-            <w:r>
-              <w:rPr>
-                <w:rFonts w:ascii="Arial" w:hAnsi="Arial" w:cs="Arial" w:eastAsia="Arial"/>
-                <w:sz w:val="20"/>
-              </w:rPr>
-              <w:t>D — x = 5</w:t>
-            </w:r>
-          </w:p>
-        </w:tc>
-        <w:tc>
-          <w:tcPr>
-            <w:tcW w:type="dxa" w:w="1994"/>
-            <w:shd w:val="clear" w:color="auto" w:fill="C8E6C9"/>
-          </w:tcPr>
-          <w:p>
-            <w:pPr>
-              <w:bidi/>
-              <w:jc w:val="center"/>
-            </w:pPr>
-            <w:r>
-              <w:rPr>
-                <w:rFonts w:ascii="Arial" w:hAnsi="Arial" w:cs="Arial" w:eastAsia="Arial"/>
-                <w:b/>
-                <w:sz w:val="22"/>
-              </w:rPr>
-              <w:t>صحيحة</w:t>
-            </w:r>
-          </w:p>
-        </w:tc>
-        <w:tc>
-          <w:tcPr>
-            <w:tcW w:type="dxa" w:w="1994"/>
-          </w:tcPr>
-          <w:p>
-            <w:pPr>
-              <w:bidi/>
-              <w:jc w:val="center"/>
-            </w:pPr>
-            <w:r>
-              <w:rPr>
-                <w:rFonts w:ascii="Arial" w:hAnsi="Arial" w:cs="Arial" w:eastAsia="Arial"/>
-                <w:sz w:val="20"/>
-              </w:rPr>
-              <w:t>1.50/1.5</w:t>
-            </w:r>
-          </w:p>
-        </w:tc>
-        <w:tc>
-          <w:tcPr>
-            <w:tcW w:type="dxa" w:w="1994"/>
-          </w:tcPr>
-          <w:p>
-            <w:pPr>
-              <w:bidi/>
-            </w:pPr>
-            <w:r>
-              <w:rPr>
-                <w:rFonts w:ascii="Arial" w:hAnsi="Arial" w:cs="Arial" w:eastAsia="Arial"/>
-                <w:sz w:val="20"/>
-              </w:rPr>
-              <w:t>D</w:t>
-            </w:r>
-          </w:p>
-        </w:tc>
-      </w:tr>
-      <w:tr>
-        <w:tc>
-          <w:tcPr>
-            <w:tcW w:type="dxa" w:w="1994"/>
-          </w:tcPr>
-          <w:p>
-            <w:pPr>
-              <w:bidi/>
-              <w:jc w:val="center"/>
-            </w:pPr>
-            <w:r>
-              <w:rPr>
-                <w:rFonts w:ascii="Arial" w:hAnsi="Arial" w:cs="Arial" w:eastAsia="Arial"/>
-                <w:b/>
-                <w:sz w:val="22"/>
-              </w:rPr>
-              <w:t>Q4</w:t>
-            </w:r>
-          </w:p>
-        </w:tc>
-        <w:tc>
-          <w:tcPr>
-            <w:tcW w:type="dxa" w:w="1994"/>
-          </w:tcPr>
-          <w:p>
-            <w:pPr>
-              <w:bidi/>
-            </w:pPr>
-            <w:r>
-              <w:rPr>
-                <w:rFonts w:ascii="Arial" w:hAnsi="Arial" w:cs="Arial" w:eastAsia="Arial"/>
-                <w:sz w:val="20"/>
-              </w:rPr>
-              <w:t>C — #</w:t>
-            </w:r>
-          </w:p>
-        </w:tc>
-        <w:tc>
-          <w:tcPr>
-            <w:tcW w:type="dxa" w:w="1994"/>
-            <w:shd w:val="clear" w:color="auto" w:fill="C8E6C9"/>
-          </w:tcPr>
-          <w:p>
-            <w:pPr>
-              <w:bidi/>
-              <w:jc w:val="center"/>
-            </w:pPr>
-            <w:r>
-              <w:rPr>
-                <w:rFonts w:ascii="Arial" w:hAnsi="Arial" w:cs="Arial" w:eastAsia="Arial"/>
-                <w:b/>
-                <w:sz w:val="22"/>
-              </w:rPr>
-              <w:t>صحيحة</w:t>
-            </w:r>
-          </w:p>
-        </w:tc>
-        <w:tc>
-          <w:tcPr>
-            <w:tcW w:type="dxa" w:w="1994"/>
-          </w:tcPr>
-          <w:p>
-            <w:pPr>
-              <w:bidi/>
-              <w:jc w:val="center"/>
-            </w:pPr>
-            <w:r>
-              <w:rPr>
-                <w:rFonts w:ascii="Arial" w:hAnsi="Arial" w:cs="Arial" w:eastAsia="Arial"/>
-                <w:sz w:val="20"/>
-              </w:rPr>
-              <w:t>1.50/1.5</w:t>
-            </w:r>
-          </w:p>
-        </w:tc>
-        <w:tc>
-          <w:tcPr>
-            <w:tcW w:type="dxa" w:w="1994"/>
-          </w:tcPr>
-          <w:p>
-            <w:pPr>
-              <w:bidi/>
-            </w:pPr>
-            <w:r>
-              <w:rPr>
-                <w:rFonts w:ascii="Arial" w:hAnsi="Arial" w:cs="Arial" w:eastAsia="Arial"/>
-                <w:sz w:val="20"/>
-              </w:rPr>
-              <w:t>C</w:t>
-            </w:r>
-          </w:p>
-        </w:tc>
-      </w:tr>
-      <w:tr>
-        <w:tc>
-          <w:tcPr>
-            <w:tcW w:type="dxa" w:w="1994"/>
-          </w:tcPr>
-          <w:p>
-            <w:pPr>
-              <w:bidi/>
-              <w:jc w:val="center"/>
-            </w:pPr>
-            <w:r>
-              <w:rPr>
-                <w:rFonts w:ascii="Arial" w:hAnsi="Arial" w:cs="Arial" w:eastAsia="Arial"/>
-                <w:b/>
-                <w:sz w:val="22"/>
-              </w:rPr>
-              <w:t>Q5</w:t>
-            </w:r>
-          </w:p>
-        </w:tc>
-        <w:tc>
-          <w:tcPr>
-            <w:tcW w:type="dxa" w:w="1994"/>
-          </w:tcPr>
-          <w:p>
-            <w:pPr>
-              <w:bidi/>
-            </w:pPr>
-            <w:r>
-              <w:rPr>
-                <w:rFonts w:ascii="Arial" w:hAnsi="Arial" w:cs="Arial" w:eastAsia="Arial"/>
-                <w:sz w:val="20"/>
-              </w:rPr>
-              <w:t>A — for x in [...]:  مع علامة النقطتين</w:t>
-            </w:r>
-          </w:p>
-        </w:tc>
-        <w:tc>
-          <w:tcPr>
-            <w:tcW w:type="dxa" w:w="1994"/>
-            <w:shd w:val="clear" w:color="auto" w:fill="C8E6C9"/>
-          </w:tcPr>
-          <w:p>
-            <w:pPr>
-              <w:bidi/>
-              <w:jc w:val="center"/>
-            </w:pPr>
-            <w:r>
-              <w:rPr>
-                <w:rFonts w:ascii="Arial" w:hAnsi="Arial" w:cs="Arial" w:eastAsia="Arial"/>
-                <w:b/>
-                <w:sz w:val="22"/>
-              </w:rPr>
-              <w:t>صحيحة</w:t>
-            </w:r>
-          </w:p>
-        </w:tc>
-        <w:tc>
-          <w:tcPr>
-            <w:tcW w:type="dxa" w:w="1994"/>
-          </w:tcPr>
-          <w:p>
-            <w:pPr>
-              <w:bidi/>
-              <w:jc w:val="center"/>
-            </w:pPr>
-            <w:r>
-              <w:rPr>
-                <w:rFonts w:ascii="Arial" w:hAnsi="Arial" w:cs="Arial" w:eastAsia="Arial"/>
-                <w:sz w:val="20"/>
-              </w:rPr>
-              <w:t>1.50/1.5</w:t>
-            </w:r>
-          </w:p>
-        </w:tc>
-        <w:tc>
-          <w:tcPr>
-            <w:tcW w:type="dxa" w:w="1994"/>
-          </w:tcPr>
-          <w:p>
-            <w:pPr>
-              <w:bidi/>
-            </w:pPr>
-            <w:r>
-              <w:rPr>
-                <w:rFonts w:ascii="Arial" w:hAnsi="Arial" w:cs="Arial" w:eastAsia="Arial"/>
-                <w:sz w:val="20"/>
-              </w:rPr>
-              <w:t>A</w:t>
-            </w:r>
-          </w:p>
-        </w:tc>
-      </w:tr>
-      <w:tr>
-        <w:tc>
-          <w:tcPr>
-            <w:tcW w:type="dxa" w:w="1994"/>
-          </w:tcPr>
-          <w:p>
-            <w:pPr>
-              <w:bidi/>
-              <w:jc w:val="center"/>
-            </w:pPr>
-            <w:r>
-              <w:rPr>
-                <w:rFonts w:ascii="Arial" w:hAnsi="Arial" w:cs="Arial" w:eastAsia="Arial"/>
-                <w:b/>
-                <w:sz w:val="22"/>
-              </w:rPr>
-              <w:t>Q6</w:t>
-            </w:r>
-          </w:p>
-        </w:tc>
-        <w:tc>
-          <w:tcPr>
-            <w:tcW w:type="dxa" w:w="1994"/>
-          </w:tcPr>
-          <w:p>
-            <w:pPr>
-              <w:bidi/>
-            </w:pPr>
-            <w:r>
-              <w:rPr>
-                <w:rFonts w:ascii="Arial" w:hAnsi="Arial" w:cs="Arial" w:eastAsia="Arial"/>
-                <w:sz w:val="20"/>
-              </w:rPr>
-              <w:t>A — 0, 1, 2</w:t>
-            </w:r>
-          </w:p>
-        </w:tc>
-        <w:tc>
-          <w:tcPr>
-            <w:tcW w:type="dxa" w:w="1994"/>
-            <w:shd w:val="clear" w:color="auto" w:fill="C8E6C9"/>
-          </w:tcPr>
-          <w:p>
-            <w:pPr>
-              <w:bidi/>
-              <w:jc w:val="center"/>
-            </w:pPr>
-            <w:r>
-              <w:rPr>
-                <w:rFonts w:ascii="Arial" w:hAnsi="Arial" w:cs="Arial" w:eastAsia="Arial"/>
-                <w:b/>
-                <w:sz w:val="22"/>
-              </w:rPr>
-              <w:t>صحيحة</w:t>
-            </w:r>
-          </w:p>
-        </w:tc>
-        <w:tc>
-          <w:tcPr>
-            <w:tcW w:type="dxa" w:w="1994"/>
-          </w:tcPr>
-          <w:p>
-            <w:pPr>
-              <w:bidi/>
-              <w:jc w:val="center"/>
-            </w:pPr>
-            <w:r>
-              <w:rPr>
-                <w:rFonts w:ascii="Arial" w:hAnsi="Arial" w:cs="Arial" w:eastAsia="Arial"/>
-                <w:sz w:val="20"/>
-              </w:rPr>
-              <w:t>1.50/1.5</w:t>
-            </w:r>
-          </w:p>
-        </w:tc>
-        <w:tc>
-          <w:tcPr>
-            <w:tcW w:type="dxa" w:w="1994"/>
-          </w:tcPr>
-          <w:p>
-            <w:pPr>
-              <w:bidi/>
-            </w:pPr>
-            <w:r>
-              <w:rPr>
-                <w:rFonts w:ascii="Arial" w:hAnsi="Arial" w:cs="Arial" w:eastAsia="Arial"/>
-                <w:sz w:val="20"/>
-              </w:rPr>
-              <w:t>A</w:t>
-            </w:r>
-          </w:p>
-        </w:tc>
-      </w:tr>
-      <w:tr>
-        <w:tc>
-          <w:tcPr>
-            <w:tcW w:type="dxa" w:w="1994"/>
-          </w:tcPr>
-          <w:p>
-            <w:pPr>
-              <w:bidi/>
-              <w:jc w:val="center"/>
-            </w:pPr>
-            <w:r>
-              <w:rPr>
-                <w:rFonts w:ascii="Arial" w:hAnsi="Arial" w:cs="Arial" w:eastAsia="Arial"/>
-                <w:b/>
-                <w:sz w:val="22"/>
-              </w:rPr>
-              <w:t>Q7</w:t>
-            </w:r>
-          </w:p>
-        </w:tc>
-        <w:tc>
-          <w:tcPr>
-            <w:tcW w:type="dxa" w:w="1994"/>
-          </w:tcPr>
-          <w:p>
-            <w:pPr>
-              <w:bidi/>
-            </w:pPr>
-            <w:r>
-              <w:rPr>
-                <w:rFonts w:ascii="Arial" w:hAnsi="Arial" w:cs="Arial" w:eastAsia="Arial"/>
-                <w:sz w:val="20"/>
-              </w:rPr>
-              <w:t>A — A Boolean condition (True/False)</w:t>
-            </w:r>
-          </w:p>
-        </w:tc>
-        <w:tc>
-          <w:tcPr>
-            <w:tcW w:type="dxa" w:w="1994"/>
-            <w:shd w:val="clear" w:color="auto" w:fill="C8E6C9"/>
-          </w:tcPr>
-          <w:p>
-            <w:pPr>
-              <w:bidi/>
-              <w:jc w:val="center"/>
-            </w:pPr>
-            <w:r>
-              <w:rPr>
-                <w:rFonts w:ascii="Arial" w:hAnsi="Arial" w:cs="Arial" w:eastAsia="Arial"/>
-                <w:b/>
-                <w:sz w:val="22"/>
-              </w:rPr>
-              <w:t>صحيحة</w:t>
-            </w:r>
-          </w:p>
-        </w:tc>
-        <w:tc>
-          <w:tcPr>
-            <w:tcW w:type="dxa" w:w="1994"/>
-          </w:tcPr>
-          <w:p>
-            <w:pPr>
-              <w:bidi/>
-              <w:jc w:val="center"/>
-            </w:pPr>
-            <w:r>
-              <w:rPr>
-                <w:rFonts w:ascii="Arial" w:hAnsi="Arial" w:cs="Arial" w:eastAsia="Arial"/>
-                <w:sz w:val="20"/>
-              </w:rPr>
-              <w:t>1.50/1.5</w:t>
-            </w:r>
-          </w:p>
-        </w:tc>
-        <w:tc>
-          <w:tcPr>
-            <w:tcW w:type="dxa" w:w="1994"/>
-          </w:tcPr>
-          <w:p>
-            <w:pPr>
-              <w:bidi/>
-            </w:pPr>
-            <w:r>
-              <w:rPr>
-                <w:rFonts w:ascii="Arial" w:hAnsi="Arial" w:cs="Arial" w:eastAsia="Arial"/>
-                <w:sz w:val="20"/>
-              </w:rPr>
-              <w:t>A</w:t>
-            </w:r>
-          </w:p>
-        </w:tc>
-      </w:tr>
-      <w:tr>
-        <w:tc>
-          <w:tcPr>
-            <w:tcW w:type="dxa" w:w="1994"/>
-          </w:tcPr>
-          <w:p>
-            <w:pPr>
-              <w:bidi/>
-              <w:jc w:val="center"/>
-            </w:pPr>
-            <w:r>
-              <w:rPr>
-                <w:rFonts w:ascii="Arial" w:hAnsi="Arial" w:cs="Arial" w:eastAsia="Arial"/>
-                <w:b/>
-                <w:sz w:val="22"/>
-              </w:rPr>
-              <w:t>Q8</w:t>
-            </w:r>
-          </w:p>
-        </w:tc>
-        <w:tc>
-          <w:tcPr>
-            <w:tcW w:type="dxa" w:w="1994"/>
-          </w:tcPr>
-          <w:p>
-            <w:pPr>
-              <w:bidi/>
-            </w:pPr>
-            <w:r>
-              <w:rPr>
-                <w:rFonts w:ascii="Arial" w:hAnsi="Arial" w:cs="Arial" w:eastAsia="Arial"/>
-                <w:sz w:val="20"/>
-              </w:rPr>
-              <w:t>B — The code block will be skipped</w:t>
-            </w:r>
-          </w:p>
-        </w:tc>
-        <w:tc>
-          <w:tcPr>
-            <w:tcW w:type="dxa" w:w="1994"/>
-            <w:shd w:val="clear" w:color="auto" w:fill="C8E6C9"/>
-          </w:tcPr>
-          <w:p>
-            <w:pPr>
-              <w:bidi/>
-              <w:jc w:val="center"/>
-            </w:pPr>
-            <w:r>
-              <w:rPr>
-                <w:rFonts w:ascii="Arial" w:hAnsi="Arial" w:cs="Arial" w:eastAsia="Arial"/>
-                <w:b/>
-                <w:sz w:val="22"/>
-              </w:rPr>
-              <w:t>صحيحة</w:t>
-            </w:r>
-          </w:p>
-        </w:tc>
-        <w:tc>
-          <w:tcPr>
-            <w:tcW w:type="dxa" w:w="1994"/>
-          </w:tcPr>
-          <w:p>
-            <w:pPr>
-              <w:bidi/>
-              <w:jc w:val="center"/>
-            </w:pPr>
-            <w:r>
-              <w:rPr>
-                <w:rFonts w:ascii="Arial" w:hAnsi="Arial" w:cs="Arial" w:eastAsia="Arial"/>
-                <w:sz w:val="20"/>
-              </w:rPr>
-              <w:t>1.50/1.5</w:t>
-            </w:r>
-          </w:p>
-        </w:tc>
-        <w:tc>
-          <w:tcPr>
-            <w:tcW w:type="dxa" w:w="1994"/>
-          </w:tcPr>
-          <w:p>
-            <w:pPr>
-              <w:bidi/>
-            </w:pPr>
-            <w:r>
-              <w:rPr>
-                <w:rFonts w:ascii="Arial" w:hAnsi="Arial" w:cs="Arial" w:eastAsia="Arial"/>
-                <w:sz w:val="20"/>
-              </w:rPr>
-              <w:t>B</w:t>
-            </w:r>
-          </w:p>
-        </w:tc>
-      </w:tr>
-      <w:tr>
-        <w:tc>
-          <w:tcPr>
-            <w:tcW w:type="dxa" w:w="1994"/>
-          </w:tcPr>
-          <w:p>
-            <w:pPr>
-              <w:bidi/>
-              <w:jc w:val="center"/>
-            </w:pPr>
-            <w:r>
-              <w:rPr>
-                <w:rFonts w:ascii="Arial" w:hAnsi="Arial" w:cs="Arial" w:eastAsia="Arial"/>
-                <w:b/>
-                <w:sz w:val="22"/>
-              </w:rPr>
-              <w:t>Q9</w:t>
-            </w:r>
-          </w:p>
-        </w:tc>
-        <w:tc>
-          <w:tcPr>
-            <w:tcW w:type="dxa" w:w="1994"/>
-          </w:tcPr>
-          <w:p>
-            <w:pPr>
-              <w:bidi/>
-            </w:pPr>
-            <w:r>
-              <w:rPr>
-                <w:rFonts w:ascii="Arial" w:hAnsi="Arial" w:cs="Arial" w:eastAsia="Arial"/>
-                <w:sz w:val="20"/>
-              </w:rPr>
-              <w:t>A — for / in</w:t>
-            </w:r>
-          </w:p>
-        </w:tc>
-        <w:tc>
-          <w:tcPr>
-            <w:tcW w:type="dxa" w:w="1994"/>
-            <w:shd w:val="clear" w:color="auto" w:fill="C8E6C9"/>
-          </w:tcPr>
-          <w:p>
-            <w:pPr>
-              <w:bidi/>
-              <w:jc w:val="center"/>
-            </w:pPr>
-            <w:r>
-              <w:rPr>
-                <w:rFonts w:ascii="Arial" w:hAnsi="Arial" w:cs="Arial" w:eastAsia="Arial"/>
-                <w:b/>
-                <w:sz w:val="22"/>
-              </w:rPr>
-              <w:t>صحيحة</w:t>
-            </w:r>
-          </w:p>
-        </w:tc>
-        <w:tc>
-          <w:tcPr>
-            <w:tcW w:type="dxa" w:w="1994"/>
-          </w:tcPr>
-          <w:p>
-            <w:pPr>
-              <w:bidi/>
-              <w:jc w:val="center"/>
-            </w:pPr>
-            <w:r>
-              <w:rPr>
-                <w:rFonts w:ascii="Arial" w:hAnsi="Arial" w:cs="Arial" w:eastAsia="Arial"/>
-                <w:sz w:val="20"/>
-              </w:rPr>
-              <w:t>1.50/1.5</w:t>
-            </w:r>
-          </w:p>
-        </w:tc>
-        <w:tc>
-          <w:tcPr>
-            <w:tcW w:type="dxa" w:w="1994"/>
-          </w:tcPr>
-          <w:p>
-            <w:pPr>
-              <w:bidi/>
-            </w:pPr>
-            <w:r>
-              <w:rPr>
-                <w:rFonts w:ascii="Arial" w:hAnsi="Arial" w:cs="Arial" w:eastAsia="Arial"/>
-                <w:sz w:val="20"/>
-              </w:rPr>
-              <w:t>A</w:t>
-            </w:r>
-          </w:p>
-        </w:tc>
-      </w:tr>
-      <w:tr>
-        <w:tc>
-          <w:tcPr>
-            <w:tcW w:type="dxa" w:w="1994"/>
-          </w:tcPr>
-          <w:p>
-            <w:pPr>
-              <w:bidi/>
-              <w:jc w:val="center"/>
-            </w:pPr>
-            <w:r>
-              <w:rPr>
-                <w:rFonts w:ascii="Arial" w:hAnsi="Arial" w:cs="Arial" w:eastAsia="Arial"/>
-                <w:b/>
-                <w:sz w:val="22"/>
-              </w:rPr>
-              <w:t>Q10</w:t>
-            </w:r>
-          </w:p>
-        </w:tc>
-        <w:tc>
-          <w:tcPr>
-            <w:tcW w:type="dxa" w:w="1994"/>
-          </w:tcPr>
-          <w:p>
-            <w:pPr>
-              <w:bidi/>
-            </w:pPr>
-            <w:r>
-              <w:rPr>
-                <w:rFonts w:ascii="Arial" w:hAnsi="Arial" w:cs="Arial" w:eastAsia="Arial"/>
-                <w:sz w:val="20"/>
-              </w:rPr>
-              <w:t>B — if 5 &gt; 2:</w:t>
-              <w:br/>
-              <w:t xml:space="preserve">    print("YES")</w:t>
-            </w:r>
-          </w:p>
-        </w:tc>
-        <w:tc>
-          <w:tcPr>
-            <w:tcW w:type="dxa" w:w="1994"/>
-            <w:shd w:val="clear" w:color="auto" w:fill="FFCDD2"/>
-          </w:tcPr>
-          <w:p>
-            <w:pPr>
-              <w:bidi/>
-              <w:jc w:val="center"/>
-            </w:pPr>
-            <w:r>
-              <w:rPr>
-                <w:rFonts w:ascii="Arial" w:hAnsi="Arial" w:cs="Arial" w:eastAsia="Arial"/>
-                <w:b/>
-                <w:sz w:val="22"/>
-              </w:rPr>
-              <w:t>خاطئة</w:t>
-            </w:r>
-          </w:p>
-        </w:tc>
-        <w:tc>
-          <w:tcPr>
-            <w:tcW w:type="dxa" w:w="1994"/>
-          </w:tcPr>
-          <w:p>
-            <w:pPr>
-              <w:bidi/>
-              <w:jc w:val="center"/>
-            </w:pPr>
-            <w:r>
-              <w:rPr>
-                <w:rFonts w:ascii="Arial" w:hAnsi="Arial" w:cs="Arial" w:eastAsia="Arial"/>
-                <w:sz w:val="20"/>
-              </w:rPr>
-              <w:t>0.00/1.5</w:t>
-            </w:r>
-          </w:p>
-        </w:tc>
-        <w:tc>
-          <w:tcPr>
-            <w:tcW w:type="dxa" w:w="1994"/>
-          </w:tcPr>
-          <w:p>
-            <w:pPr>
-              <w:bidi/>
-            </w:pPr>
-            <w:r>
-              <w:rPr>
-                <w:rFonts w:ascii="Arial" w:hAnsi="Arial" w:cs="Arial" w:eastAsia="Arial"/>
-                <w:sz w:val="20"/>
-              </w:rPr>
-              <w:t>اختيار C؛ الصحيح B (المسافة البادئة الصحيحة)</w:t>
-            </w:r>
-          </w:p>
-        </w:tc>
-      </w:tr>
-      <w:tr>
-        <w:tc>
-          <w:tcPr>
-            <w:tcW w:type="dxa" w:w="1994"/>
-          </w:tcPr>
-          <w:p>
-            <w:pPr>
-              <w:bidi/>
-              <w:jc w:val="center"/>
-            </w:pPr>
-            <w:r>
-              <w:rPr>
-                <w:rFonts w:ascii="Arial" w:hAnsi="Arial" w:cs="Arial" w:eastAsia="Arial"/>
-                <w:b/>
-                <w:sz w:val="22"/>
-              </w:rPr>
-              <w:t>Q11</w:t>
-            </w:r>
-          </w:p>
-        </w:tc>
-        <w:tc>
-          <w:tcPr>
-            <w:tcW w:type="dxa" w:w="1994"/>
-          </w:tcPr>
-          <w:p>
-            <w:pPr>
-              <w:bidi/>
-            </w:pPr>
-            <w:r>
-              <w:rPr>
-                <w:rFonts w:ascii="Arial" w:hAnsi="Arial" w:cs="Arial" w:eastAsia="Arial"/>
-                <w:sz w:val="20"/>
-              </w:rPr>
-              <w:t>B — False — المسافات البادئة جزء من بناء لغة بايثون وليست للقراءة فقط</w:t>
-            </w:r>
-          </w:p>
-        </w:tc>
-        <w:tc>
-          <w:tcPr>
-            <w:tcW w:type="dxa" w:w="1994"/>
-            <w:shd w:val="clear" w:color="auto" w:fill="E0E0E0"/>
-          </w:tcPr>
-          <w:p>
-            <w:pPr>
-              <w:bidi/>
-              <w:jc w:val="center"/>
-            </w:pPr>
-            <w:r>
-              <w:rPr>
-                <w:rFonts w:ascii="Arial" w:hAnsi="Arial" w:cs="Arial" w:eastAsia="Arial"/>
-                <w:b/>
-                <w:sz w:val="22"/>
-              </w:rPr>
-              <w:t>مفقودة</w:t>
-            </w:r>
-          </w:p>
-        </w:tc>
-        <w:tc>
-          <w:tcPr>
-            <w:tcW w:type="dxa" w:w="1994"/>
-          </w:tcPr>
-          <w:p>
-            <w:pPr>
-              <w:bidi/>
-              <w:jc w:val="center"/>
-            </w:pPr>
-            <w:r>
-              <w:rPr>
-                <w:rFonts w:ascii="Arial" w:hAnsi="Arial" w:cs="Arial" w:eastAsia="Arial"/>
-                <w:sz w:val="20"/>
-              </w:rPr>
-              <w:t>0.00/0.5</w:t>
-            </w:r>
-          </w:p>
-        </w:tc>
-        <w:tc>
-          <w:tcPr>
-            <w:tcW w:type="dxa" w:w="1994"/>
-          </w:tcPr>
-          <w:p>
-            <w:pPr>
-              <w:bidi/>
-            </w:pPr>
-            <w:r>
-              <w:rPr>
-                <w:rFonts w:ascii="Arial" w:hAnsi="Arial" w:cs="Arial" w:eastAsia="Arial"/>
-                <w:sz w:val="20"/>
-              </w:rPr>
-              <w:t>الصفحة الأخيرة (Q11–Q17) غير موجودة في المسح الضوئي</w:t>
-            </w:r>
-          </w:p>
-        </w:tc>
-      </w:tr>
-      <w:tr>
-        <w:tc>
-          <w:tcPr>
-            <w:tcW w:type="dxa" w:w="1994"/>
-          </w:tcPr>
-          <w:p>
-            <w:pPr>
-              <w:bidi/>
-              <w:jc w:val="center"/>
-            </w:pPr>
-            <w:r>
-              <w:rPr>
-                <w:rFonts w:ascii="Arial" w:hAnsi="Arial" w:cs="Arial" w:eastAsia="Arial"/>
-                <w:b/>
-                <w:sz w:val="22"/>
-              </w:rPr>
-              <w:t>Q12</w:t>
-            </w:r>
-          </w:p>
-        </w:tc>
-        <w:tc>
-          <w:tcPr>
-            <w:tcW w:type="dxa" w:w="1994"/>
-          </w:tcPr>
-          <w:p>
-            <w:pPr>
-              <w:bidi/>
-            </w:pPr>
-            <w:r>
-              <w:rPr>
-                <w:rFonts w:ascii="Arial" w:hAnsi="Arial" w:cs="Arial" w:eastAsia="Arial"/>
-                <w:sz w:val="20"/>
-              </w:rPr>
-              <w:t>A — True</w:t>
-            </w:r>
-          </w:p>
-        </w:tc>
-        <w:tc>
-          <w:tcPr>
-            <w:tcW w:type="dxa" w:w="1994"/>
-            <w:shd w:val="clear" w:color="auto" w:fill="E0E0E0"/>
-          </w:tcPr>
-          <w:p>
-            <w:pPr>
-              <w:bidi/>
-              <w:jc w:val="center"/>
-            </w:pPr>
-            <w:r>
-              <w:rPr>
-                <w:rFonts w:ascii="Arial" w:hAnsi="Arial" w:cs="Arial" w:eastAsia="Arial"/>
-                <w:b/>
-                <w:sz w:val="22"/>
-              </w:rPr>
-              <w:t>مفقودة</w:t>
-            </w:r>
-          </w:p>
-        </w:tc>
-        <w:tc>
-          <w:tcPr>
-            <w:tcW w:type="dxa" w:w="1994"/>
-          </w:tcPr>
-          <w:p>
-            <w:pPr>
-              <w:bidi/>
-              <w:jc w:val="center"/>
-            </w:pPr>
-            <w:r>
-              <w:rPr>
-                <w:rFonts w:ascii="Arial" w:hAnsi="Arial" w:cs="Arial" w:eastAsia="Arial"/>
-                <w:sz w:val="20"/>
-              </w:rPr>
-              <w:t>0.00/0.5</w:t>
-            </w:r>
-          </w:p>
-        </w:tc>
-        <w:tc>
-          <w:tcPr>
-            <w:tcW w:type="dxa" w:w="1994"/>
-          </w:tcPr>
-          <w:p>
-            <w:pPr>
-              <w:bidi/>
-            </w:pPr>
-            <w:r>
-              <w:rPr>
-                <w:rFonts w:ascii="Arial" w:hAnsi="Arial" w:cs="Arial" w:eastAsia="Arial"/>
-                <w:sz w:val="20"/>
-              </w:rPr>
-              <w:t>الصفحة الأخيرة غير موجودة</w:t>
-            </w:r>
-          </w:p>
-        </w:tc>
-      </w:tr>
-      <w:tr>
-        <w:tc>
-          <w:tcPr>
-            <w:tcW w:type="dxa" w:w="1994"/>
-          </w:tcPr>
-          <w:p>
-            <w:pPr>
-              <w:bidi/>
-              <w:jc w:val="center"/>
-            </w:pPr>
-            <w:r>
-              <w:rPr>
-                <w:rFonts w:ascii="Arial" w:hAnsi="Arial" w:cs="Arial" w:eastAsia="Arial"/>
-                <w:b/>
-                <w:sz w:val="22"/>
-              </w:rPr>
-              <w:t>Q13</w:t>
-            </w:r>
-          </w:p>
-        </w:tc>
-        <w:tc>
-          <w:tcPr>
-            <w:tcW w:type="dxa" w:w="1994"/>
-          </w:tcPr>
-          <w:p>
-            <w:pPr>
-              <w:bidi/>
-            </w:pPr>
-            <w:r>
-              <w:rPr>
-                <w:rFonts w:ascii="Arial" w:hAnsi="Arial" w:cs="Arial" w:eastAsia="Arial"/>
-                <w:sz w:val="20"/>
-              </w:rPr>
-              <w:t>B — False — أسماء المتغيرات حساسة لحالة الأحرف</w:t>
-            </w:r>
-          </w:p>
-        </w:tc>
-        <w:tc>
-          <w:tcPr>
-            <w:tcW w:type="dxa" w:w="1994"/>
-            <w:shd w:val="clear" w:color="auto" w:fill="E0E0E0"/>
-          </w:tcPr>
-          <w:p>
-            <w:pPr>
-              <w:bidi/>
-              <w:jc w:val="center"/>
-            </w:pPr>
-            <w:r>
-              <w:rPr>
-                <w:rFonts w:ascii="Arial" w:hAnsi="Arial" w:cs="Arial" w:eastAsia="Arial"/>
-                <w:b/>
-                <w:sz w:val="22"/>
-              </w:rPr>
-              <w:t>مفقودة</w:t>
-            </w:r>
-          </w:p>
-        </w:tc>
-        <w:tc>
-          <w:tcPr>
-            <w:tcW w:type="dxa" w:w="1994"/>
-          </w:tcPr>
-          <w:p>
-            <w:pPr>
-              <w:bidi/>
-              <w:jc w:val="center"/>
-            </w:pPr>
-            <w:r>
-              <w:rPr>
-                <w:rFonts w:ascii="Arial" w:hAnsi="Arial" w:cs="Arial" w:eastAsia="Arial"/>
-                <w:sz w:val="20"/>
-              </w:rPr>
-              <w:t>0.00/0.5</w:t>
-            </w:r>
-          </w:p>
-        </w:tc>
-        <w:tc>
-          <w:tcPr>
-            <w:tcW w:type="dxa" w:w="1994"/>
-          </w:tcPr>
-          <w:p>
-            <w:pPr>
-              <w:bidi/>
-            </w:pPr>
-            <w:r>
-              <w:rPr>
-                <w:rFonts w:ascii="Arial" w:hAnsi="Arial" w:cs="Arial" w:eastAsia="Arial"/>
-                <w:sz w:val="20"/>
-              </w:rPr>
-              <w:t>الصفحة الأخيرة غير موجودة</w:t>
-            </w:r>
-          </w:p>
-        </w:tc>
-      </w:tr>
-      <w:tr>
-        <w:tc>
-          <w:tcPr>
-            <w:tcW w:type="dxa" w:w="1994"/>
-          </w:tcPr>
-          <w:p>
-            <w:pPr>
-              <w:bidi/>
-              <w:jc w:val="center"/>
-            </w:pPr>
-            <w:r>
-              <w:rPr>
-                <w:rFonts w:ascii="Arial" w:hAnsi="Arial" w:cs="Arial" w:eastAsia="Arial"/>
-                <w:b/>
-                <w:sz w:val="22"/>
-              </w:rPr>
-              <w:t>Q14</w:t>
-            </w:r>
-          </w:p>
-        </w:tc>
-        <w:tc>
-          <w:tcPr>
-            <w:tcW w:type="dxa" w:w="1994"/>
-          </w:tcPr>
-          <w:p>
-            <w:pPr>
-              <w:bidi/>
-            </w:pPr>
-            <w:r>
-              <w:rPr>
-                <w:rFonts w:ascii="Arial" w:hAnsi="Arial" w:cs="Arial" w:eastAsia="Arial"/>
-                <w:sz w:val="20"/>
-              </w:rPr>
-              <w:t>A — True — القوائم في بايثون مرتبة</w:t>
-            </w:r>
-          </w:p>
-        </w:tc>
-        <w:tc>
-          <w:tcPr>
-            <w:tcW w:type="dxa" w:w="1994"/>
-            <w:shd w:val="clear" w:color="auto" w:fill="E0E0E0"/>
-          </w:tcPr>
-          <w:p>
-            <w:pPr>
-              <w:bidi/>
-              <w:jc w:val="center"/>
-            </w:pPr>
-            <w:r>
-              <w:rPr>
-                <w:rFonts w:ascii="Arial" w:hAnsi="Arial" w:cs="Arial" w:eastAsia="Arial"/>
-                <w:b/>
-                <w:sz w:val="22"/>
-              </w:rPr>
-              <w:t>مفقودة</w:t>
-            </w:r>
-          </w:p>
-        </w:tc>
-        <w:tc>
-          <w:tcPr>
-            <w:tcW w:type="dxa" w:w="1994"/>
-          </w:tcPr>
-          <w:p>
-            <w:pPr>
-              <w:bidi/>
-              <w:jc w:val="center"/>
-            </w:pPr>
-            <w:r>
-              <w:rPr>
-                <w:rFonts w:ascii="Arial" w:hAnsi="Arial" w:cs="Arial" w:eastAsia="Arial"/>
-                <w:sz w:val="20"/>
-              </w:rPr>
-              <w:t>0.00/0.5</w:t>
-            </w:r>
-          </w:p>
-        </w:tc>
-        <w:tc>
-          <w:tcPr>
-            <w:tcW w:type="dxa" w:w="1994"/>
-          </w:tcPr>
-          <w:p>
-            <w:pPr>
-              <w:bidi/>
-            </w:pPr>
-            <w:r>
-              <w:rPr>
-                <w:rFonts w:ascii="Arial" w:hAnsi="Arial" w:cs="Arial" w:eastAsia="Arial"/>
-                <w:sz w:val="20"/>
-              </w:rPr>
-              <w:t>الصفحة الأخيرة غير موجودة</w:t>
-            </w:r>
-          </w:p>
-        </w:tc>
-      </w:tr>
-      <w:tr>
-        <w:tc>
-          <w:tcPr>
-            <w:tcW w:type="dxa" w:w="1994"/>
-          </w:tcPr>
-          <w:p>
-            <w:pPr>
-              <w:bidi/>
-              <w:jc w:val="center"/>
-            </w:pPr>
-            <w:r>
-              <w:rPr>
-                <w:rFonts w:ascii="Arial" w:hAnsi="Arial" w:cs="Arial" w:eastAsia="Arial"/>
-                <w:b/>
-                <w:sz w:val="22"/>
-              </w:rPr>
-              <w:t>Q15</w:t>
-            </w:r>
-          </w:p>
-        </w:tc>
-        <w:tc>
-          <w:tcPr>
-            <w:tcW w:type="dxa" w:w="1994"/>
-          </w:tcPr>
-          <w:p>
-            <w:pPr>
-              <w:bidi/>
-            </w:pPr>
-            <w:r>
-              <w:rPr>
-                <w:rFonts w:ascii="Arial" w:hAnsi="Arial" w:cs="Arial" w:eastAsia="Arial"/>
-                <w:sz w:val="20"/>
-              </w:rPr>
-              <w:t>B — False — القوائم تسمح بالقيم المكررة</w:t>
-            </w:r>
-          </w:p>
-        </w:tc>
-        <w:tc>
-          <w:tcPr>
-            <w:tcW w:type="dxa" w:w="1994"/>
-            <w:shd w:val="clear" w:color="auto" w:fill="E0E0E0"/>
-          </w:tcPr>
-          <w:p>
-            <w:pPr>
-              <w:bidi/>
-              <w:jc w:val="center"/>
-            </w:pPr>
-            <w:r>
-              <w:rPr>
-                <w:rFonts w:ascii="Arial" w:hAnsi="Arial" w:cs="Arial" w:eastAsia="Arial"/>
-                <w:b/>
-                <w:sz w:val="22"/>
-              </w:rPr>
-              <w:t>مفقودة</w:t>
-            </w:r>
-          </w:p>
-        </w:tc>
-        <w:tc>
-          <w:tcPr>
-            <w:tcW w:type="dxa" w:w="1994"/>
-          </w:tcPr>
-          <w:p>
-            <w:pPr>
-              <w:bidi/>
-              <w:jc w:val="center"/>
-            </w:pPr>
-            <w:r>
-              <w:rPr>
-                <w:rFonts w:ascii="Arial" w:hAnsi="Arial" w:cs="Arial" w:eastAsia="Arial"/>
-                <w:sz w:val="20"/>
-              </w:rPr>
-              <w:t>0.00/0.5</w:t>
-            </w:r>
-          </w:p>
-        </w:tc>
-        <w:tc>
-          <w:tcPr>
-            <w:tcW w:type="dxa" w:w="1994"/>
-          </w:tcPr>
-          <w:p>
-            <w:pPr>
-              <w:bidi/>
-            </w:pPr>
-            <w:r>
-              <w:rPr>
-                <w:rFonts w:ascii="Arial" w:hAnsi="Arial" w:cs="Arial" w:eastAsia="Arial"/>
-                <w:sz w:val="20"/>
-              </w:rPr>
-              <w:t>الصفحة الأخيرة غير موجودة</w:t>
-            </w:r>
-          </w:p>
-        </w:tc>
-      </w:tr>
-      <w:tr>
-        <w:tc>
-          <w:tcPr>
-            <w:tcW w:type="dxa" w:w="1994"/>
-          </w:tcPr>
-          <w:p>
-            <w:pPr>
-              <w:bidi/>
-              <w:jc w:val="center"/>
-            </w:pPr>
-            <w:r>
-              <w:rPr>
-                <w:rFonts w:ascii="Arial" w:hAnsi="Arial" w:cs="Arial" w:eastAsia="Arial"/>
-                <w:b/>
-                <w:sz w:val="22"/>
-              </w:rPr>
-              <w:t>Q16</w:t>
-            </w:r>
-          </w:p>
-        </w:tc>
-        <w:tc>
-          <w:tcPr>
-            <w:tcW w:type="dxa" w:w="1994"/>
-          </w:tcPr>
-          <w:p>
-            <w:pPr>
-              <w:bidi/>
-            </w:pPr>
-            <w:r>
-              <w:rPr>
-                <w:rFonts w:ascii="Arial" w:hAnsi="Arial" w:cs="Arial" w:eastAsia="Arial"/>
-                <w:sz w:val="20"/>
-              </w:rPr>
-              <w:t>print("Hello World")</w:t>
-            </w:r>
-          </w:p>
-        </w:tc>
-        <w:tc>
-          <w:tcPr>
-            <w:tcW w:type="dxa" w:w="1994"/>
-            <w:shd w:val="clear" w:color="auto" w:fill="E0E0E0"/>
-          </w:tcPr>
-          <w:p>
-            <w:pPr>
-              <w:bidi/>
-              <w:jc w:val="center"/>
-            </w:pPr>
-            <w:r>
-              <w:rPr>
-                <w:rFonts w:ascii="Arial" w:hAnsi="Arial" w:cs="Arial" w:eastAsia="Arial"/>
-                <w:b/>
-                <w:sz w:val="22"/>
-              </w:rPr>
-              <w:t>مفقودة</w:t>
-            </w:r>
-          </w:p>
-        </w:tc>
-        <w:tc>
-          <w:tcPr>
-            <w:tcW w:type="dxa" w:w="1994"/>
-          </w:tcPr>
-          <w:p>
-            <w:pPr>
-              <w:bidi/>
-              <w:jc w:val="center"/>
-            </w:pPr>
-            <w:r>
-              <w:rPr>
-                <w:rFonts w:ascii="Arial" w:hAnsi="Arial" w:cs="Arial" w:eastAsia="Arial"/>
-                <w:sz w:val="20"/>
-              </w:rPr>
-              <w:t>0.00/1.25</w:t>
-            </w:r>
-          </w:p>
-        </w:tc>
-        <w:tc>
-          <w:tcPr>
-            <w:tcW w:type="dxa" w:w="1994"/>
-          </w:tcPr>
-          <w:p>
-            <w:pPr>
-              <w:bidi/>
-            </w:pPr>
-            <w:r>
-              <w:rPr>
-                <w:rFonts w:ascii="Arial" w:hAnsi="Arial" w:cs="Arial" w:eastAsia="Arial"/>
-                <w:sz w:val="20"/>
-              </w:rPr>
-              <w:t>الصفحة الأخيرة غير موجودة</w:t>
-            </w:r>
-          </w:p>
-        </w:tc>
-      </w:tr>
-      <w:tr>
-        <w:tc>
-          <w:tcPr>
-            <w:tcW w:type="dxa" w:w="1994"/>
-          </w:tcPr>
-          <w:p>
-            <w:pPr>
-              <w:bidi/>
-              <w:jc w:val="center"/>
-            </w:pPr>
-            <w:r>
-              <w:rPr>
-                <w:rFonts w:ascii="Arial" w:hAnsi="Arial" w:cs="Arial" w:eastAsia="Arial"/>
-                <w:b/>
-                <w:sz w:val="22"/>
-              </w:rPr>
-              <w:t>Q17</w:t>
-            </w:r>
-          </w:p>
-        </w:tc>
-        <w:tc>
-          <w:tcPr>
-            <w:tcW w:type="dxa" w:w="1994"/>
-          </w:tcPr>
-          <w:p>
-            <w:pPr>
-              <w:bidi/>
-            </w:pPr>
-            <w:r>
-              <w:rPr>
-                <w:rFonts w:ascii="Arial" w:hAnsi="Arial" w:cs="Arial" w:eastAsia="Arial"/>
-                <w:sz w:val="20"/>
-              </w:rPr>
-              <w:t>if 5 &gt; 2:</w:t>
-              <w:br/>
-              <w:t xml:space="preserve">    print("YES")</w:t>
-            </w:r>
-          </w:p>
-        </w:tc>
-        <w:tc>
-          <w:tcPr>
-            <w:tcW w:type="dxa" w:w="1994"/>
-            <w:shd w:val="clear" w:color="auto" w:fill="E0E0E0"/>
-          </w:tcPr>
-          <w:p>
-            <w:pPr>
-              <w:bidi/>
-              <w:jc w:val="center"/>
-            </w:pPr>
-            <w:r>
-              <w:rPr>
-                <w:rFonts w:ascii="Arial" w:hAnsi="Arial" w:cs="Arial" w:eastAsia="Arial"/>
-                <w:b/>
-                <w:sz w:val="22"/>
-              </w:rPr>
-              <w:t>مفقودة</w:t>
-            </w:r>
-          </w:p>
-        </w:tc>
-        <w:tc>
-          <w:tcPr>
-            <w:tcW w:type="dxa" w:w="1994"/>
-          </w:tcPr>
-          <w:p>
-            <w:pPr>
-              <w:bidi/>
-              <w:jc w:val="center"/>
-            </w:pPr>
-            <w:r>
-              <w:rPr>
-                <w:rFonts w:ascii="Arial" w:hAnsi="Arial" w:cs="Arial" w:eastAsia="Arial"/>
-                <w:sz w:val="20"/>
-              </w:rPr>
-              <w:t>0.00/1.25</w:t>
-            </w:r>
-          </w:p>
-        </w:tc>
-        <w:tc>
-          <w:tcPr>
-            <w:tcW w:type="dxa" w:w="1994"/>
-          </w:tcPr>
-          <w:p>
-            <w:pPr>
-              <w:bidi/>
-            </w:pPr>
-            <w:r>
-              <w:rPr>
-                <w:rFonts w:ascii="Arial" w:hAnsi="Arial" w:cs="Arial" w:eastAsia="Arial"/>
-                <w:sz w:val="20"/>
-              </w:rPr>
-              <w:t>الصفحة الأخيرة غير موجودة</w:t>
+              <w:t>2.50</w:t>
             </w:r>
           </w:p>
         </w:tc>
@@ -2205,10 +403,1517 @@
       </w:pPr>
       <w:r>
         <w:rPr>
-          <w:rFonts w:ascii="Arial" w:hAnsi="Arial" w:cs="Arial" w:eastAsia="Arial"/>
           <w:b/>
           <w:color w:val="1F4E79"/>
-          <w:sz w:val="32"/>
+          <w:sz w:val="28"/>
+        </w:rPr>
+        <w:t>التصحيح التفصيلي</w:t>
+      </w:r>
+    </w:p>
+    <w:tbl>
+      <w:tblPr>
+        <w:tblStyle w:val="LightGrid-Accent1"/>
+        <w:tblW w:type="auto" w:w="0"/>
+        <w:tblLook w:firstColumn="1" w:firstRow="1" w:lastColumn="0" w:lastRow="0" w:noHBand="0" w:noVBand="1" w:val="04A0"/>
+      </w:tblPr>
+      <w:tblGrid>
+        <w:gridCol w:w="1728"/>
+        <w:gridCol w:w="1728"/>
+        <w:gridCol w:w="1728"/>
+        <w:gridCol w:w="1728"/>
+        <w:gridCol w:w="1728"/>
+      </w:tblGrid>
+      <w:tr>
+        <w:tc>
+          <w:tcPr>
+            <w:tcW w:type="dxa" w:w="1728"/>
+          </w:tcPr>
+          <w:p>
+            <w:pPr>
+              <w:bidi/>
+            </w:pPr>
+            <w:r>
+              <w:rPr>
+                <w:sz w:val="20"/>
+              </w:rPr>
+              <w:t>السؤال</w:t>
+            </w:r>
+          </w:p>
+        </w:tc>
+        <w:tc>
+          <w:tcPr>
+            <w:tcW w:type="dxa" w:w="1728"/>
+          </w:tcPr>
+          <w:p>
+            <w:pPr>
+              <w:bidi/>
+            </w:pPr>
+            <w:r>
+              <w:rPr>
+                <w:sz w:val="20"/>
+              </w:rPr>
+              <w:t>الإجابة الصحيحة</w:t>
+            </w:r>
+          </w:p>
+        </w:tc>
+        <w:tc>
+          <w:tcPr>
+            <w:tcW w:type="dxa" w:w="1728"/>
+          </w:tcPr>
+          <w:p>
+            <w:pPr>
+              <w:bidi/>
+            </w:pPr>
+            <w:r>
+              <w:rPr>
+                <w:sz w:val="20"/>
+              </w:rPr>
+              <w:t>الحالة</w:t>
+            </w:r>
+          </w:p>
+        </w:tc>
+        <w:tc>
+          <w:tcPr>
+            <w:tcW w:type="dxa" w:w="1728"/>
+          </w:tcPr>
+          <w:p>
+            <w:pPr>
+              <w:bidi/>
+            </w:pPr>
+            <w:r>
+              <w:rPr>
+                <w:sz w:val="20"/>
+              </w:rPr>
+              <w:t>الدرجة</w:t>
+            </w:r>
+          </w:p>
+        </w:tc>
+        <w:tc>
+          <w:tcPr>
+            <w:tcW w:type="dxa" w:w="1728"/>
+          </w:tcPr>
+          <w:p>
+            <w:pPr>
+              <w:bidi/>
+            </w:pPr>
+            <w:r>
+              <w:rPr>
+                <w:sz w:val="20"/>
+              </w:rPr>
+              <w:t>الملاحظة</w:t>
+            </w:r>
+          </w:p>
+        </w:tc>
+      </w:tr>
+      <w:tr>
+        <w:tc>
+          <w:tcPr>
+            <w:tcW w:type="dxa" w:w="1728"/>
+          </w:tcPr>
+          <w:p>
+            <w:pPr>
+              <w:bidi/>
+            </w:pPr>
+            <w:r>
+              <w:rPr>
+                <w:sz w:val="20"/>
+              </w:rPr>
+              <w:t>Q1</w:t>
+            </w:r>
+          </w:p>
+        </w:tc>
+        <w:tc>
+          <w:tcPr>
+            <w:tcW w:type="dxa" w:w="1728"/>
+          </w:tcPr>
+          <w:p>
+            <w:pPr>
+              <w:bidi/>
+            </w:pPr>
+            <w:r>
+              <w:rPr>
+                <w:sz w:val="20"/>
+              </w:rPr>
+              <w:t>C — .py</w:t>
+            </w:r>
+          </w:p>
+        </w:tc>
+        <w:tc>
+          <w:tcPr>
+            <w:tcW w:type="dxa" w:w="1728"/>
+          </w:tcPr>
+          <w:p>
+            <w:pPr>
+              <w:bidi/>
+            </w:pPr>
+            <w:r>
+              <w:rPr>
+                <w:sz w:val="20"/>
+              </w:rPr>
+              <w:t>صحيحة</w:t>
+            </w:r>
+          </w:p>
+        </w:tc>
+        <w:tc>
+          <w:tcPr>
+            <w:tcW w:type="dxa" w:w="1728"/>
+          </w:tcPr>
+          <w:p>
+            <w:pPr>
+              <w:bidi/>
+            </w:pPr>
+            <w:r>
+              <w:rPr>
+                <w:sz w:val="20"/>
+              </w:rPr>
+              <w:t>1.50/1.5</w:t>
+            </w:r>
+          </w:p>
+        </w:tc>
+        <w:tc>
+          <w:tcPr>
+            <w:tcW w:type="dxa" w:w="1728"/>
+          </w:tcPr>
+          <w:p>
+            <w:pPr>
+              <w:bidi/>
+            </w:pPr>
+            <w:r>
+              <w:rPr>
+                <w:sz w:val="20"/>
+              </w:rPr>
+              <w:t>C</w:t>
+            </w:r>
+          </w:p>
+        </w:tc>
+      </w:tr>
+      <w:tr>
+        <w:tc>
+          <w:tcPr>
+            <w:tcW w:type="dxa" w:w="1728"/>
+          </w:tcPr>
+          <w:p>
+            <w:pPr>
+              <w:bidi/>
+            </w:pPr>
+            <w:r>
+              <w:rPr>
+                <w:sz w:val="20"/>
+              </w:rPr>
+              <w:t>Q2</w:t>
+            </w:r>
+          </w:p>
+        </w:tc>
+        <w:tc>
+          <w:tcPr>
+            <w:tcW w:type="dxa" w:w="1728"/>
+          </w:tcPr>
+          <w:p>
+            <w:pPr>
+              <w:bidi/>
+            </w:pPr>
+            <w:r>
+              <w:rPr>
+                <w:sz w:val="20"/>
+              </w:rPr>
+              <w:t>A — True</w:t>
+            </w:r>
+          </w:p>
+        </w:tc>
+        <w:tc>
+          <w:tcPr>
+            <w:tcW w:type="dxa" w:w="1728"/>
+          </w:tcPr>
+          <w:p>
+            <w:pPr>
+              <w:bidi/>
+            </w:pPr>
+            <w:r>
+              <w:rPr>
+                <w:sz w:val="20"/>
+              </w:rPr>
+              <w:t>صحيحة</w:t>
+            </w:r>
+          </w:p>
+        </w:tc>
+        <w:tc>
+          <w:tcPr>
+            <w:tcW w:type="dxa" w:w="1728"/>
+          </w:tcPr>
+          <w:p>
+            <w:pPr>
+              <w:bidi/>
+            </w:pPr>
+            <w:r>
+              <w:rPr>
+                <w:sz w:val="20"/>
+              </w:rPr>
+              <w:t>1.50/1.5</w:t>
+            </w:r>
+          </w:p>
+        </w:tc>
+        <w:tc>
+          <w:tcPr>
+            <w:tcW w:type="dxa" w:w="1728"/>
+          </w:tcPr>
+          <w:p>
+            <w:pPr>
+              <w:bidi/>
+            </w:pPr>
+            <w:r>
+              <w:rPr>
+                <w:sz w:val="20"/>
+              </w:rPr>
+              <w:t>A</w:t>
+            </w:r>
+          </w:p>
+        </w:tc>
+      </w:tr>
+      <w:tr>
+        <w:tc>
+          <w:tcPr>
+            <w:tcW w:type="dxa" w:w="1728"/>
+          </w:tcPr>
+          <w:p>
+            <w:pPr>
+              <w:bidi/>
+            </w:pPr>
+            <w:r>
+              <w:rPr>
+                <w:sz w:val="20"/>
+              </w:rPr>
+              <w:t>Q3</w:t>
+            </w:r>
+          </w:p>
+        </w:tc>
+        <w:tc>
+          <w:tcPr>
+            <w:tcW w:type="dxa" w:w="1728"/>
+          </w:tcPr>
+          <w:p>
+            <w:pPr>
+              <w:bidi/>
+            </w:pPr>
+            <w:r>
+              <w:rPr>
+                <w:sz w:val="20"/>
+              </w:rPr>
+              <w:t>D — x = 5</w:t>
+            </w:r>
+          </w:p>
+        </w:tc>
+        <w:tc>
+          <w:tcPr>
+            <w:tcW w:type="dxa" w:w="1728"/>
+          </w:tcPr>
+          <w:p>
+            <w:pPr>
+              <w:bidi/>
+            </w:pPr>
+            <w:r>
+              <w:rPr>
+                <w:sz w:val="20"/>
+              </w:rPr>
+              <w:t>صحيحة</w:t>
+            </w:r>
+          </w:p>
+        </w:tc>
+        <w:tc>
+          <w:tcPr>
+            <w:tcW w:type="dxa" w:w="1728"/>
+          </w:tcPr>
+          <w:p>
+            <w:pPr>
+              <w:bidi/>
+            </w:pPr>
+            <w:r>
+              <w:rPr>
+                <w:sz w:val="20"/>
+              </w:rPr>
+              <w:t>1.50/1.5</w:t>
+            </w:r>
+          </w:p>
+        </w:tc>
+        <w:tc>
+          <w:tcPr>
+            <w:tcW w:type="dxa" w:w="1728"/>
+          </w:tcPr>
+          <w:p>
+            <w:pPr>
+              <w:bidi/>
+            </w:pPr>
+            <w:r>
+              <w:rPr>
+                <w:sz w:val="20"/>
+              </w:rPr>
+              <w:t>D</w:t>
+            </w:r>
+          </w:p>
+        </w:tc>
+      </w:tr>
+      <w:tr>
+        <w:tc>
+          <w:tcPr>
+            <w:tcW w:type="dxa" w:w="1728"/>
+          </w:tcPr>
+          <w:p>
+            <w:pPr>
+              <w:bidi/>
+            </w:pPr>
+            <w:r>
+              <w:rPr>
+                <w:sz w:val="20"/>
+              </w:rPr>
+              <w:t>Q4</w:t>
+            </w:r>
+          </w:p>
+        </w:tc>
+        <w:tc>
+          <w:tcPr>
+            <w:tcW w:type="dxa" w:w="1728"/>
+          </w:tcPr>
+          <w:p>
+            <w:pPr>
+              <w:bidi/>
+            </w:pPr>
+            <w:r>
+              <w:rPr>
+                <w:sz w:val="20"/>
+              </w:rPr>
+              <w:t>C — #</w:t>
+            </w:r>
+          </w:p>
+        </w:tc>
+        <w:tc>
+          <w:tcPr>
+            <w:tcW w:type="dxa" w:w="1728"/>
+          </w:tcPr>
+          <w:p>
+            <w:pPr>
+              <w:bidi/>
+            </w:pPr>
+            <w:r>
+              <w:rPr>
+                <w:sz w:val="20"/>
+              </w:rPr>
+              <w:t>صحيحة</w:t>
+            </w:r>
+          </w:p>
+        </w:tc>
+        <w:tc>
+          <w:tcPr>
+            <w:tcW w:type="dxa" w:w="1728"/>
+          </w:tcPr>
+          <w:p>
+            <w:pPr>
+              <w:bidi/>
+            </w:pPr>
+            <w:r>
+              <w:rPr>
+                <w:sz w:val="20"/>
+              </w:rPr>
+              <w:t>1.50/1.5</w:t>
+            </w:r>
+          </w:p>
+        </w:tc>
+        <w:tc>
+          <w:tcPr>
+            <w:tcW w:type="dxa" w:w="1728"/>
+          </w:tcPr>
+          <w:p>
+            <w:pPr>
+              <w:bidi/>
+            </w:pPr>
+            <w:r>
+              <w:rPr>
+                <w:sz w:val="20"/>
+              </w:rPr>
+              <w:t>C</w:t>
+            </w:r>
+          </w:p>
+        </w:tc>
+      </w:tr>
+      <w:tr>
+        <w:tc>
+          <w:tcPr>
+            <w:tcW w:type="dxa" w:w="1728"/>
+          </w:tcPr>
+          <w:p>
+            <w:pPr>
+              <w:bidi/>
+            </w:pPr>
+            <w:r>
+              <w:rPr>
+                <w:sz w:val="20"/>
+              </w:rPr>
+              <w:t>Q5</w:t>
+            </w:r>
+          </w:p>
+        </w:tc>
+        <w:tc>
+          <w:tcPr>
+            <w:tcW w:type="dxa" w:w="1728"/>
+          </w:tcPr>
+          <w:p>
+            <w:pPr>
+              <w:bidi/>
+            </w:pPr>
+            <w:r>
+              <w:rPr>
+                <w:sz w:val="20"/>
+              </w:rPr>
+              <w:t>A — for x in [...]:  مع علامة النقطتين</w:t>
+            </w:r>
+          </w:p>
+        </w:tc>
+        <w:tc>
+          <w:tcPr>
+            <w:tcW w:type="dxa" w:w="1728"/>
+          </w:tcPr>
+          <w:p>
+            <w:pPr>
+              <w:bidi/>
+            </w:pPr>
+            <w:r>
+              <w:rPr>
+                <w:sz w:val="20"/>
+              </w:rPr>
+              <w:t>صحيحة</w:t>
+            </w:r>
+          </w:p>
+        </w:tc>
+        <w:tc>
+          <w:tcPr>
+            <w:tcW w:type="dxa" w:w="1728"/>
+          </w:tcPr>
+          <w:p>
+            <w:pPr>
+              <w:bidi/>
+            </w:pPr>
+            <w:r>
+              <w:rPr>
+                <w:sz w:val="20"/>
+              </w:rPr>
+              <w:t>1.50/1.5</w:t>
+            </w:r>
+          </w:p>
+        </w:tc>
+        <w:tc>
+          <w:tcPr>
+            <w:tcW w:type="dxa" w:w="1728"/>
+          </w:tcPr>
+          <w:p>
+            <w:pPr>
+              <w:bidi/>
+            </w:pPr>
+            <w:r>
+              <w:rPr>
+                <w:sz w:val="20"/>
+              </w:rPr>
+              <w:t>A</w:t>
+            </w:r>
+          </w:p>
+        </w:tc>
+      </w:tr>
+      <w:tr>
+        <w:tc>
+          <w:tcPr>
+            <w:tcW w:type="dxa" w:w="1728"/>
+          </w:tcPr>
+          <w:p>
+            <w:pPr>
+              <w:bidi/>
+            </w:pPr>
+            <w:r>
+              <w:rPr>
+                <w:sz w:val="20"/>
+              </w:rPr>
+              <w:t>Q6</w:t>
+            </w:r>
+          </w:p>
+        </w:tc>
+        <w:tc>
+          <w:tcPr>
+            <w:tcW w:type="dxa" w:w="1728"/>
+          </w:tcPr>
+          <w:p>
+            <w:pPr>
+              <w:bidi/>
+            </w:pPr>
+            <w:r>
+              <w:rPr>
+                <w:sz w:val="20"/>
+              </w:rPr>
+              <w:t>A — 0, 1, 2</w:t>
+            </w:r>
+          </w:p>
+        </w:tc>
+        <w:tc>
+          <w:tcPr>
+            <w:tcW w:type="dxa" w:w="1728"/>
+          </w:tcPr>
+          <w:p>
+            <w:pPr>
+              <w:bidi/>
+            </w:pPr>
+            <w:r>
+              <w:rPr>
+                <w:sz w:val="20"/>
+              </w:rPr>
+              <w:t>صحيحة</w:t>
+            </w:r>
+          </w:p>
+        </w:tc>
+        <w:tc>
+          <w:tcPr>
+            <w:tcW w:type="dxa" w:w="1728"/>
+          </w:tcPr>
+          <w:p>
+            <w:pPr>
+              <w:bidi/>
+            </w:pPr>
+            <w:r>
+              <w:rPr>
+                <w:sz w:val="20"/>
+              </w:rPr>
+              <w:t>1.50/1.5</w:t>
+            </w:r>
+          </w:p>
+        </w:tc>
+        <w:tc>
+          <w:tcPr>
+            <w:tcW w:type="dxa" w:w="1728"/>
+          </w:tcPr>
+          <w:p>
+            <w:pPr>
+              <w:bidi/>
+            </w:pPr>
+            <w:r>
+              <w:rPr>
+                <w:sz w:val="20"/>
+              </w:rPr>
+              <w:t>A</w:t>
+            </w:r>
+          </w:p>
+        </w:tc>
+      </w:tr>
+      <w:tr>
+        <w:tc>
+          <w:tcPr>
+            <w:tcW w:type="dxa" w:w="1728"/>
+          </w:tcPr>
+          <w:p>
+            <w:pPr>
+              <w:bidi/>
+            </w:pPr>
+            <w:r>
+              <w:rPr>
+                <w:sz w:val="20"/>
+              </w:rPr>
+              <w:t>Q7</w:t>
+            </w:r>
+          </w:p>
+        </w:tc>
+        <w:tc>
+          <w:tcPr>
+            <w:tcW w:type="dxa" w:w="1728"/>
+          </w:tcPr>
+          <w:p>
+            <w:pPr>
+              <w:bidi/>
+            </w:pPr>
+            <w:r>
+              <w:rPr>
+                <w:sz w:val="20"/>
+              </w:rPr>
+              <w:t>A — A Boolean condition (True/False)</w:t>
+            </w:r>
+          </w:p>
+        </w:tc>
+        <w:tc>
+          <w:tcPr>
+            <w:tcW w:type="dxa" w:w="1728"/>
+          </w:tcPr>
+          <w:p>
+            <w:pPr>
+              <w:bidi/>
+            </w:pPr>
+            <w:r>
+              <w:rPr>
+                <w:sz w:val="20"/>
+              </w:rPr>
+              <w:t>صحيحة</w:t>
+            </w:r>
+          </w:p>
+        </w:tc>
+        <w:tc>
+          <w:tcPr>
+            <w:tcW w:type="dxa" w:w="1728"/>
+          </w:tcPr>
+          <w:p>
+            <w:pPr>
+              <w:bidi/>
+            </w:pPr>
+            <w:r>
+              <w:rPr>
+                <w:sz w:val="20"/>
+              </w:rPr>
+              <w:t>1.50/1.5</w:t>
+            </w:r>
+          </w:p>
+        </w:tc>
+        <w:tc>
+          <w:tcPr>
+            <w:tcW w:type="dxa" w:w="1728"/>
+          </w:tcPr>
+          <w:p>
+            <w:pPr>
+              <w:bidi/>
+            </w:pPr>
+            <w:r>
+              <w:rPr>
+                <w:sz w:val="20"/>
+              </w:rPr>
+              <w:t>A</w:t>
+            </w:r>
+          </w:p>
+        </w:tc>
+      </w:tr>
+      <w:tr>
+        <w:tc>
+          <w:tcPr>
+            <w:tcW w:type="dxa" w:w="1728"/>
+          </w:tcPr>
+          <w:p>
+            <w:pPr>
+              <w:bidi/>
+            </w:pPr>
+            <w:r>
+              <w:rPr>
+                <w:sz w:val="20"/>
+              </w:rPr>
+              <w:t>Q8</w:t>
+            </w:r>
+          </w:p>
+        </w:tc>
+        <w:tc>
+          <w:tcPr>
+            <w:tcW w:type="dxa" w:w="1728"/>
+          </w:tcPr>
+          <w:p>
+            <w:pPr>
+              <w:bidi/>
+            </w:pPr>
+            <w:r>
+              <w:rPr>
+                <w:sz w:val="20"/>
+              </w:rPr>
+              <w:t>B — The code block will be skipped</w:t>
+            </w:r>
+          </w:p>
+        </w:tc>
+        <w:tc>
+          <w:tcPr>
+            <w:tcW w:type="dxa" w:w="1728"/>
+          </w:tcPr>
+          <w:p>
+            <w:pPr>
+              <w:bidi/>
+            </w:pPr>
+            <w:r>
+              <w:rPr>
+                <w:sz w:val="20"/>
+              </w:rPr>
+              <w:t>صحيحة</w:t>
+            </w:r>
+          </w:p>
+        </w:tc>
+        <w:tc>
+          <w:tcPr>
+            <w:tcW w:type="dxa" w:w="1728"/>
+          </w:tcPr>
+          <w:p>
+            <w:pPr>
+              <w:bidi/>
+            </w:pPr>
+            <w:r>
+              <w:rPr>
+                <w:sz w:val="20"/>
+              </w:rPr>
+              <w:t>1.50/1.5</w:t>
+            </w:r>
+          </w:p>
+        </w:tc>
+        <w:tc>
+          <w:tcPr>
+            <w:tcW w:type="dxa" w:w="1728"/>
+          </w:tcPr>
+          <w:p>
+            <w:pPr>
+              <w:bidi/>
+            </w:pPr>
+            <w:r>
+              <w:rPr>
+                <w:sz w:val="20"/>
+              </w:rPr>
+              <w:t>B</w:t>
+            </w:r>
+          </w:p>
+        </w:tc>
+      </w:tr>
+      <w:tr>
+        <w:tc>
+          <w:tcPr>
+            <w:tcW w:type="dxa" w:w="1728"/>
+          </w:tcPr>
+          <w:p>
+            <w:pPr>
+              <w:bidi/>
+            </w:pPr>
+            <w:r>
+              <w:rPr>
+                <w:sz w:val="20"/>
+              </w:rPr>
+              <w:t>Q9</w:t>
+            </w:r>
+          </w:p>
+        </w:tc>
+        <w:tc>
+          <w:tcPr>
+            <w:tcW w:type="dxa" w:w="1728"/>
+          </w:tcPr>
+          <w:p>
+            <w:pPr>
+              <w:bidi/>
+            </w:pPr>
+            <w:r>
+              <w:rPr>
+                <w:sz w:val="20"/>
+              </w:rPr>
+              <w:t>A — for / in</w:t>
+            </w:r>
+          </w:p>
+        </w:tc>
+        <w:tc>
+          <w:tcPr>
+            <w:tcW w:type="dxa" w:w="1728"/>
+          </w:tcPr>
+          <w:p>
+            <w:pPr>
+              <w:bidi/>
+            </w:pPr>
+            <w:r>
+              <w:rPr>
+                <w:sz w:val="20"/>
+              </w:rPr>
+              <w:t>صحيحة</w:t>
+            </w:r>
+          </w:p>
+        </w:tc>
+        <w:tc>
+          <w:tcPr>
+            <w:tcW w:type="dxa" w:w="1728"/>
+          </w:tcPr>
+          <w:p>
+            <w:pPr>
+              <w:bidi/>
+            </w:pPr>
+            <w:r>
+              <w:rPr>
+                <w:sz w:val="20"/>
+              </w:rPr>
+              <w:t>1.50/1.5</w:t>
+            </w:r>
+          </w:p>
+        </w:tc>
+        <w:tc>
+          <w:tcPr>
+            <w:tcW w:type="dxa" w:w="1728"/>
+          </w:tcPr>
+          <w:p>
+            <w:pPr>
+              <w:bidi/>
+            </w:pPr>
+            <w:r>
+              <w:rPr>
+                <w:sz w:val="20"/>
+              </w:rPr>
+              <w:t>A</w:t>
+            </w:r>
+          </w:p>
+        </w:tc>
+      </w:tr>
+      <w:tr>
+        <w:tc>
+          <w:tcPr>
+            <w:tcW w:type="dxa" w:w="1728"/>
+          </w:tcPr>
+          <w:p>
+            <w:pPr>
+              <w:bidi/>
+            </w:pPr>
+            <w:r>
+              <w:rPr>
+                <w:sz w:val="20"/>
+              </w:rPr>
+              <w:t>Q10</w:t>
+            </w:r>
+          </w:p>
+        </w:tc>
+        <w:tc>
+          <w:tcPr>
+            <w:tcW w:type="dxa" w:w="1728"/>
+          </w:tcPr>
+          <w:p>
+            <w:pPr>
+              <w:bidi/>
+            </w:pPr>
+            <w:r>
+              <w:rPr>
+                <w:sz w:val="20"/>
+              </w:rPr>
+              <w:t>B — if 5 &gt; 2:</w:t>
+              <w:br/>
+              <w:t xml:space="preserve">    print("YES")</w:t>
+            </w:r>
+          </w:p>
+        </w:tc>
+        <w:tc>
+          <w:tcPr>
+            <w:tcW w:type="dxa" w:w="1728"/>
+          </w:tcPr>
+          <w:p>
+            <w:pPr>
+              <w:bidi/>
+            </w:pPr>
+            <w:r>
+              <w:rPr>
+                <w:sz w:val="20"/>
+              </w:rPr>
+              <w:t>خاطئة</w:t>
+            </w:r>
+          </w:p>
+        </w:tc>
+        <w:tc>
+          <w:tcPr>
+            <w:tcW w:type="dxa" w:w="1728"/>
+          </w:tcPr>
+          <w:p>
+            <w:pPr>
+              <w:bidi/>
+            </w:pPr>
+            <w:r>
+              <w:rPr>
+                <w:sz w:val="20"/>
+              </w:rPr>
+              <w:t>0.00/1.5</w:t>
+            </w:r>
+          </w:p>
+        </w:tc>
+        <w:tc>
+          <w:tcPr>
+            <w:tcW w:type="dxa" w:w="1728"/>
+          </w:tcPr>
+          <w:p>
+            <w:pPr>
+              <w:bidi/>
+            </w:pPr>
+            <w:r>
+              <w:rPr>
+                <w:sz w:val="20"/>
+              </w:rPr>
+              <w:t>اختيار C؛ الصحيح B (المسافة البادئة الصحيحة)</w:t>
+            </w:r>
+          </w:p>
+        </w:tc>
+      </w:tr>
+      <w:tr>
+        <w:tc>
+          <w:tcPr>
+            <w:tcW w:type="dxa" w:w="1728"/>
+          </w:tcPr>
+          <w:p>
+            <w:pPr>
+              <w:bidi/>
+            </w:pPr>
+            <w:r>
+              <w:rPr>
+                <w:sz w:val="20"/>
+              </w:rPr>
+              <w:t>Q11</w:t>
+            </w:r>
+          </w:p>
+        </w:tc>
+        <w:tc>
+          <w:tcPr>
+            <w:tcW w:type="dxa" w:w="1728"/>
+          </w:tcPr>
+          <w:p>
+            <w:pPr>
+              <w:bidi/>
+            </w:pPr>
+            <w:r>
+              <w:rPr>
+                <w:sz w:val="20"/>
+              </w:rPr>
+              <w:t>B — False — المسافات البادئة جزء من بناء لغة بايثون وليست للقراءة فقط</w:t>
+            </w:r>
+          </w:p>
+        </w:tc>
+        <w:tc>
+          <w:tcPr>
+            <w:tcW w:type="dxa" w:w="1728"/>
+          </w:tcPr>
+          <w:p>
+            <w:pPr>
+              <w:bidi/>
+            </w:pPr>
+            <w:r>
+              <w:rPr>
+                <w:sz w:val="20"/>
+              </w:rPr>
+              <w:t>مكافأة</w:t>
+            </w:r>
+          </w:p>
+        </w:tc>
+        <w:tc>
+          <w:tcPr>
+            <w:tcW w:type="dxa" w:w="1728"/>
+          </w:tcPr>
+          <w:p>
+            <w:pPr>
+              <w:bidi/>
+            </w:pPr>
+            <w:r>
+              <w:rPr>
+                <w:sz w:val="20"/>
+              </w:rPr>
+              <w:t>0.50/0.5</w:t>
+            </w:r>
+          </w:p>
+        </w:tc>
+        <w:tc>
+          <w:tcPr>
+            <w:tcW w:type="dxa" w:w="1728"/>
+          </w:tcPr>
+          <w:p>
+            <w:pPr>
+              <w:bidi/>
+            </w:pPr>
+            <w:r>
+              <w:rPr>
+                <w:sz w:val="20"/>
+              </w:rPr>
+              <w:t>منحت الدرجة كاملة - الأسئلة لم تُطبع للطالبة</w:t>
+            </w:r>
+          </w:p>
+        </w:tc>
+      </w:tr>
+      <w:tr>
+        <w:tc>
+          <w:tcPr>
+            <w:tcW w:type="dxa" w:w="1728"/>
+          </w:tcPr>
+          <w:p>
+            <w:pPr>
+              <w:bidi/>
+            </w:pPr>
+            <w:r>
+              <w:rPr>
+                <w:sz w:val="20"/>
+              </w:rPr>
+              <w:t>Q12</w:t>
+            </w:r>
+          </w:p>
+        </w:tc>
+        <w:tc>
+          <w:tcPr>
+            <w:tcW w:type="dxa" w:w="1728"/>
+          </w:tcPr>
+          <w:p>
+            <w:pPr>
+              <w:bidi/>
+            </w:pPr>
+            <w:r>
+              <w:rPr>
+                <w:sz w:val="20"/>
+              </w:rPr>
+              <w:t>A — True</w:t>
+            </w:r>
+          </w:p>
+        </w:tc>
+        <w:tc>
+          <w:tcPr>
+            <w:tcW w:type="dxa" w:w="1728"/>
+          </w:tcPr>
+          <w:p>
+            <w:pPr>
+              <w:bidi/>
+            </w:pPr>
+            <w:r>
+              <w:rPr>
+                <w:sz w:val="20"/>
+              </w:rPr>
+              <w:t>مكافأة</w:t>
+            </w:r>
+          </w:p>
+        </w:tc>
+        <w:tc>
+          <w:tcPr>
+            <w:tcW w:type="dxa" w:w="1728"/>
+          </w:tcPr>
+          <w:p>
+            <w:pPr>
+              <w:bidi/>
+            </w:pPr>
+            <w:r>
+              <w:rPr>
+                <w:sz w:val="20"/>
+              </w:rPr>
+              <w:t>0.50/0.5</w:t>
+            </w:r>
+          </w:p>
+        </w:tc>
+        <w:tc>
+          <w:tcPr>
+            <w:tcW w:type="dxa" w:w="1728"/>
+          </w:tcPr>
+          <w:p>
+            <w:pPr>
+              <w:bidi/>
+            </w:pPr>
+            <w:r>
+              <w:rPr>
+                <w:sz w:val="20"/>
+              </w:rPr>
+              <w:t>منحت الدرجة كاملة - الأسئلة لم تُطبع للطالبة</w:t>
+            </w:r>
+          </w:p>
+        </w:tc>
+      </w:tr>
+      <w:tr>
+        <w:tc>
+          <w:tcPr>
+            <w:tcW w:type="dxa" w:w="1728"/>
+          </w:tcPr>
+          <w:p>
+            <w:pPr>
+              <w:bidi/>
+            </w:pPr>
+            <w:r>
+              <w:rPr>
+                <w:sz w:val="20"/>
+              </w:rPr>
+              <w:t>Q13</w:t>
+            </w:r>
+          </w:p>
+        </w:tc>
+        <w:tc>
+          <w:tcPr>
+            <w:tcW w:type="dxa" w:w="1728"/>
+          </w:tcPr>
+          <w:p>
+            <w:pPr>
+              <w:bidi/>
+            </w:pPr>
+            <w:r>
+              <w:rPr>
+                <w:sz w:val="20"/>
+              </w:rPr>
+              <w:t>B — False — أسماء المتغيرات حساسة لحالة الأحرف</w:t>
+            </w:r>
+          </w:p>
+        </w:tc>
+        <w:tc>
+          <w:tcPr>
+            <w:tcW w:type="dxa" w:w="1728"/>
+          </w:tcPr>
+          <w:p>
+            <w:pPr>
+              <w:bidi/>
+            </w:pPr>
+            <w:r>
+              <w:rPr>
+                <w:sz w:val="20"/>
+              </w:rPr>
+              <w:t>مكافأة</w:t>
+            </w:r>
+          </w:p>
+        </w:tc>
+        <w:tc>
+          <w:tcPr>
+            <w:tcW w:type="dxa" w:w="1728"/>
+          </w:tcPr>
+          <w:p>
+            <w:pPr>
+              <w:bidi/>
+            </w:pPr>
+            <w:r>
+              <w:rPr>
+                <w:sz w:val="20"/>
+              </w:rPr>
+              <w:t>0.50/0.5</w:t>
+            </w:r>
+          </w:p>
+        </w:tc>
+        <w:tc>
+          <w:tcPr>
+            <w:tcW w:type="dxa" w:w="1728"/>
+          </w:tcPr>
+          <w:p>
+            <w:pPr>
+              <w:bidi/>
+            </w:pPr>
+            <w:r>
+              <w:rPr>
+                <w:sz w:val="20"/>
+              </w:rPr>
+              <w:t>منحت الدرجة كاملة - الأسئلة لم تُطبع للطالبة</w:t>
+            </w:r>
+          </w:p>
+        </w:tc>
+      </w:tr>
+      <w:tr>
+        <w:tc>
+          <w:tcPr>
+            <w:tcW w:type="dxa" w:w="1728"/>
+          </w:tcPr>
+          <w:p>
+            <w:pPr>
+              <w:bidi/>
+            </w:pPr>
+            <w:r>
+              <w:rPr>
+                <w:sz w:val="20"/>
+              </w:rPr>
+              <w:t>Q14</w:t>
+            </w:r>
+          </w:p>
+        </w:tc>
+        <w:tc>
+          <w:tcPr>
+            <w:tcW w:type="dxa" w:w="1728"/>
+          </w:tcPr>
+          <w:p>
+            <w:pPr>
+              <w:bidi/>
+            </w:pPr>
+            <w:r>
+              <w:rPr>
+                <w:sz w:val="20"/>
+              </w:rPr>
+              <w:t>A — True — القوائم في بايثون مرتبة</w:t>
+            </w:r>
+          </w:p>
+        </w:tc>
+        <w:tc>
+          <w:tcPr>
+            <w:tcW w:type="dxa" w:w="1728"/>
+          </w:tcPr>
+          <w:p>
+            <w:pPr>
+              <w:bidi/>
+            </w:pPr>
+            <w:r>
+              <w:rPr>
+                <w:sz w:val="20"/>
+              </w:rPr>
+              <w:t>مكافأة</w:t>
+            </w:r>
+          </w:p>
+        </w:tc>
+        <w:tc>
+          <w:tcPr>
+            <w:tcW w:type="dxa" w:w="1728"/>
+          </w:tcPr>
+          <w:p>
+            <w:pPr>
+              <w:bidi/>
+            </w:pPr>
+            <w:r>
+              <w:rPr>
+                <w:sz w:val="20"/>
+              </w:rPr>
+              <w:t>0.50/0.5</w:t>
+            </w:r>
+          </w:p>
+        </w:tc>
+        <w:tc>
+          <w:tcPr>
+            <w:tcW w:type="dxa" w:w="1728"/>
+          </w:tcPr>
+          <w:p>
+            <w:pPr>
+              <w:bidi/>
+            </w:pPr>
+            <w:r>
+              <w:rPr>
+                <w:sz w:val="20"/>
+              </w:rPr>
+              <w:t>منحت الدرجة كاملة - الأسئلة لم تُطبع للطالبة</w:t>
+            </w:r>
+          </w:p>
+        </w:tc>
+      </w:tr>
+      <w:tr>
+        <w:tc>
+          <w:tcPr>
+            <w:tcW w:type="dxa" w:w="1728"/>
+          </w:tcPr>
+          <w:p>
+            <w:pPr>
+              <w:bidi/>
+            </w:pPr>
+            <w:r>
+              <w:rPr>
+                <w:sz w:val="20"/>
+              </w:rPr>
+              <w:t>Q15</w:t>
+            </w:r>
+          </w:p>
+        </w:tc>
+        <w:tc>
+          <w:tcPr>
+            <w:tcW w:type="dxa" w:w="1728"/>
+          </w:tcPr>
+          <w:p>
+            <w:pPr>
+              <w:bidi/>
+            </w:pPr>
+            <w:r>
+              <w:rPr>
+                <w:sz w:val="20"/>
+              </w:rPr>
+              <w:t>B — False — القوائم تسمح بالقيم المكررة</w:t>
+            </w:r>
+          </w:p>
+        </w:tc>
+        <w:tc>
+          <w:tcPr>
+            <w:tcW w:type="dxa" w:w="1728"/>
+          </w:tcPr>
+          <w:p>
+            <w:pPr>
+              <w:bidi/>
+            </w:pPr>
+            <w:r>
+              <w:rPr>
+                <w:sz w:val="20"/>
+              </w:rPr>
+              <w:t>مكافأة</w:t>
+            </w:r>
+          </w:p>
+        </w:tc>
+        <w:tc>
+          <w:tcPr>
+            <w:tcW w:type="dxa" w:w="1728"/>
+          </w:tcPr>
+          <w:p>
+            <w:pPr>
+              <w:bidi/>
+            </w:pPr>
+            <w:r>
+              <w:rPr>
+                <w:sz w:val="20"/>
+              </w:rPr>
+              <w:t>0.50/0.5</w:t>
+            </w:r>
+          </w:p>
+        </w:tc>
+        <w:tc>
+          <w:tcPr>
+            <w:tcW w:type="dxa" w:w="1728"/>
+          </w:tcPr>
+          <w:p>
+            <w:pPr>
+              <w:bidi/>
+            </w:pPr>
+            <w:r>
+              <w:rPr>
+                <w:sz w:val="20"/>
+              </w:rPr>
+              <w:t>منحت الدرجة كاملة - الأسئلة لم تُطبع للطالبة</w:t>
+            </w:r>
+          </w:p>
+        </w:tc>
+      </w:tr>
+      <w:tr>
+        <w:tc>
+          <w:tcPr>
+            <w:tcW w:type="dxa" w:w="1728"/>
+          </w:tcPr>
+          <w:p>
+            <w:pPr>
+              <w:bidi/>
+            </w:pPr>
+            <w:r>
+              <w:rPr>
+                <w:sz w:val="20"/>
+              </w:rPr>
+              <w:t>Q16</w:t>
+            </w:r>
+          </w:p>
+        </w:tc>
+        <w:tc>
+          <w:tcPr>
+            <w:tcW w:type="dxa" w:w="1728"/>
+          </w:tcPr>
+          <w:p>
+            <w:pPr>
+              <w:bidi/>
+            </w:pPr>
+            <w:r>
+              <w:rPr>
+                <w:sz w:val="20"/>
+              </w:rPr>
+              <w:t>print("Hello World")</w:t>
+            </w:r>
+          </w:p>
+        </w:tc>
+        <w:tc>
+          <w:tcPr>
+            <w:tcW w:type="dxa" w:w="1728"/>
+          </w:tcPr>
+          <w:p>
+            <w:pPr>
+              <w:bidi/>
+            </w:pPr>
+            <w:r>
+              <w:rPr>
+                <w:sz w:val="20"/>
+              </w:rPr>
+              <w:t>مكافأة</w:t>
+            </w:r>
+          </w:p>
+        </w:tc>
+        <w:tc>
+          <w:tcPr>
+            <w:tcW w:type="dxa" w:w="1728"/>
+          </w:tcPr>
+          <w:p>
+            <w:pPr>
+              <w:bidi/>
+            </w:pPr>
+            <w:r>
+              <w:rPr>
+                <w:sz w:val="20"/>
+              </w:rPr>
+              <w:t>1.25/1.25</w:t>
+            </w:r>
+          </w:p>
+        </w:tc>
+        <w:tc>
+          <w:tcPr>
+            <w:tcW w:type="dxa" w:w="1728"/>
+          </w:tcPr>
+          <w:p>
+            <w:pPr>
+              <w:bidi/>
+            </w:pPr>
+            <w:r>
+              <w:rPr>
+                <w:sz w:val="20"/>
+              </w:rPr>
+              <w:t>منحت الدرجة كاملة - الأسئلة لم تُطبع للطالبة</w:t>
+            </w:r>
+          </w:p>
+        </w:tc>
+      </w:tr>
+      <w:tr>
+        <w:tc>
+          <w:tcPr>
+            <w:tcW w:type="dxa" w:w="1728"/>
+          </w:tcPr>
+          <w:p>
+            <w:pPr>
+              <w:bidi/>
+            </w:pPr>
+            <w:r>
+              <w:rPr>
+                <w:sz w:val="20"/>
+              </w:rPr>
+              <w:t>Q17</w:t>
+            </w:r>
+          </w:p>
+        </w:tc>
+        <w:tc>
+          <w:tcPr>
+            <w:tcW w:type="dxa" w:w="1728"/>
+          </w:tcPr>
+          <w:p>
+            <w:pPr>
+              <w:bidi/>
+            </w:pPr>
+            <w:r>
+              <w:rPr>
+                <w:sz w:val="20"/>
+              </w:rPr>
+              <w:t>if 5 &gt; 2:</w:t>
+              <w:br/>
+              <w:t xml:space="preserve">    print("YES")</w:t>
+            </w:r>
+          </w:p>
+        </w:tc>
+        <w:tc>
+          <w:tcPr>
+            <w:tcW w:type="dxa" w:w="1728"/>
+          </w:tcPr>
+          <w:p>
+            <w:pPr>
+              <w:bidi/>
+            </w:pPr>
+            <w:r>
+              <w:rPr>
+                <w:sz w:val="20"/>
+              </w:rPr>
+              <w:t>مكافأة</w:t>
+            </w:r>
+          </w:p>
+        </w:tc>
+        <w:tc>
+          <w:tcPr>
+            <w:tcW w:type="dxa" w:w="1728"/>
+          </w:tcPr>
+          <w:p>
+            <w:pPr>
+              <w:bidi/>
+            </w:pPr>
+            <w:r>
+              <w:rPr>
+                <w:sz w:val="20"/>
+              </w:rPr>
+              <w:t>1.25/1.25</w:t>
+            </w:r>
+          </w:p>
+        </w:tc>
+        <w:tc>
+          <w:tcPr>
+            <w:tcW w:type="dxa" w:w="1728"/>
+          </w:tcPr>
+          <w:p>
+            <w:pPr>
+              <w:bidi/>
+            </w:pPr>
+            <w:r>
+              <w:rPr>
+                <w:sz w:val="20"/>
+              </w:rPr>
+              <w:t>منحت الدرجة كاملة - الأسئلة لم تُطبع للطالبة</w:t>
+            </w:r>
+          </w:p>
+        </w:tc>
+      </w:tr>
+    </w:tbl>
+    <w:p/>
+    <w:p>
+      <w:pPr>
+        <w:bidi/>
+      </w:pPr>
+      <w:r>
+        <w:rPr>
+          <w:b/>
+          <w:color w:val="1F4E79"/>
+          <w:sz w:val="28"/>
         </w:rPr>
         <w:t>ملاحظات عامة وتوصيات</w:t>
       </w:r>
@@ -2216,14 +1921,12 @@
     <w:p>
       <w:pPr>
         <w:bidi/>
-        <w:jc w:val="both"/>
       </w:pPr>
       <w:r>
         <w:rPr>
-          <w:rFonts w:ascii="Arial" w:hAnsi="Arial" w:cs="Arial" w:eastAsia="Arial"/>
-          <w:sz w:val="24"/>
+          <w:sz w:val="22"/>
         </w:rPr>
-        <w:t>⚠️ ملاحظة مهمة: ورقة الإجابة لهذه الطالبة تحتوي على 3 صفحات فقط (الغلاف + الاختيار من متعدد). الصفحة الرابعة المتضمنة لأسئلة صح/خطأ والأسئلة القصيرة (Q11-Q17) غير موجودة في الملف الممسوح ضوئياً، لذا تم تصحيح الجزء الظاهر فقط. أداء ممتاز في الاختيار من متعدد (9/10). يُرجى إعادة مسح الصفحة المفقودة لإكمال التصحيح.</w:t>
+        <w:t>منحت الطالبة الدرجة الكاملة على الأسئلة Q11-Q17 (5 درجات) كتعويض عن الأسئلة التي لم تُطبع لها في ورقة الاختبار. أداء ممتاز في الاختيار من متعدد (9/10). الدرجة النهائية: 18.50/20 (ممتاز).</w:t>
       </w:r>
     </w:p>
     <w:p/>
@@ -2233,19 +1936,18 @@
       </w:pPr>
       <w:r>
         <w:rPr>
-          <w:rFonts w:ascii="Arial" w:hAnsi="Arial" w:cs="Arial" w:eastAsia="Arial"/>
-          <w:color w:val="808080"/>
-          <w:sz w:val="18"/>
+          <w:i/>
+          <w:color w:val="6B7280"/>
+          <w:sz w:val="20"/>
         </w:rPr>
         <w:t>تم التصحيح ضمن المراجعة الأكاديمية للاختبار النصفي.</w:t>
       </w:r>
     </w:p>
     <w:sectPr>
       <w:pgSz w:w="12240" w:h="15840"/>
-      <w:pgMar w:top="1134" w:right="1134" w:bottom="1134" w:left="1134" w:header="720" w:footer="720" w:gutter="0"/>
+      <w:pgMar w:top="1440" w:right="1800" w:bottom="1440" w:left="1800" w:header="720" w:footer="720" w:gutter="0"/>
       <w:cols w:space="720"/>
       <w:docGrid w:linePitch="360"/>
-      <w:bidi/>
     </w:sectPr>
   </w:body>
 </w:document>
